--- a/Document/AI Automation Tool docs.docx
+++ b/Document/AI Automation Tool docs.docx
@@ -1394,7 +1394,18 @@
         <w:t xml:space="preserve">, </w:t>
       </w:r>
       <w:r>
-        <w:t>CLIENT_URL= #put your frontend link here</w:t>
+        <w:t xml:space="preserve">CLIENT_URL= #put your frontend link </w:t>
+      </w:r>
+      <w:proofErr w:type="spellStart"/>
+      <w:r>
+        <w:t>here</w:t>
+      </w:r>
+      <w:r>
+        <w:t>,JWT_REFRESH_TOKEN</w:t>
+      </w:r>
+      <w:proofErr w:type="spellEnd"/>
+      <w:r>
+        <w:t>=#put your refresh token here</w:t>
       </w:r>
     </w:p>
     <w:p>
@@ -3902,24 +3913,22 @@
         </w:numPr>
       </w:pPr>
       <w:r>
-        <w:t xml:space="preserve">calls </w:t>
-      </w:r>
-      <w:proofErr w:type="spellStart"/>
-      <w:r>
-        <w:t>processAllPendingApplications</w:t>
-      </w:r>
-      <w:proofErr w:type="spellEnd"/>
-      <w:r>
-        <w:t xml:space="preserve"> and checks the </w:t>
-      </w:r>
-      <w:proofErr w:type="spellStart"/>
-      <w:r>
-        <w:t>minScore</w:t>
-      </w:r>
-      <w:proofErr w:type="spellEnd"/>
-      <w:r>
-        <w:t xml:space="preserve"> and limit </w:t>
-      </w:r>
+        <w:t>doesn’t apply to jobs below the certain score or set limit</w:t>
+      </w:r>
+    </w:p>
+    <w:p>
+      <w:pPr>
+        <w:pStyle w:val="ListParagraph"/>
+        <w:numPr>
+          <w:ilvl w:val="0"/>
+          <w:numId w:val="24"/>
+        </w:numPr>
+      </w:pPr>
+      <w:proofErr w:type="spellStart"/>
+      <w:r>
+        <w:t>applySingleJob</w:t>
+      </w:r>
+      <w:proofErr w:type="spellEnd"/>
     </w:p>
     <w:p>
       <w:pPr>
@@ -3930,7 +3939,39 @@
         </w:numPr>
       </w:pPr>
       <w:r>
-        <w:t>doesn’t apply to jobs below the certain score or set limit</w:t>
+        <w:t>Checks the job exists</w:t>
+      </w:r>
+    </w:p>
+    <w:p>
+      <w:pPr>
+        <w:pStyle w:val="ListParagraph"/>
+        <w:numPr>
+          <w:ilvl w:val="1"/>
+          <w:numId w:val="24"/>
+        </w:numPr>
+      </w:pPr>
+      <w:r>
+        <w:t>Checks an application record exists for that user</w:t>
+      </w:r>
+    </w:p>
+    <w:p>
+      <w:pPr>
+        <w:pStyle w:val="ListParagraph"/>
+        <w:numPr>
+          <w:ilvl w:val="1"/>
+          <w:numId w:val="24"/>
+        </w:numPr>
+      </w:pPr>
+      <w:r>
+        <w:t xml:space="preserve">Calls the service </w:t>
+      </w:r>
+      <w:proofErr w:type="spellStart"/>
+      <w:r>
+        <w:t>procesApplicaiton</w:t>
+      </w:r>
+      <w:proofErr w:type="spellEnd"/>
+      <w:r>
+        <w:t xml:space="preserve"> and returns if applied or needs manual intervention</w:t>
       </w:r>
     </w:p>
     <w:p>
@@ -3943,7 +3984,7 @@
       </w:pPr>
       <w:proofErr w:type="spellStart"/>
       <w:r>
-        <w:t>applySingleJob</w:t>
+        <w:t>markAsManualapplied</w:t>
       </w:r>
       <w:proofErr w:type="spellEnd"/>
     </w:p>
@@ -3956,8 +3997,22 @@
         </w:numPr>
       </w:pPr>
       <w:r>
-        <w:t>Checks the job exists</w:t>
-      </w:r>
+        <w:t>User applied somewhere manually just updates the record to reflect that</w:t>
+      </w:r>
+    </w:p>
+    <w:p>
+      <w:pPr>
+        <w:pStyle w:val="ListParagraph"/>
+        <w:numPr>
+          <w:ilvl w:val="0"/>
+          <w:numId w:val="24"/>
+        </w:numPr>
+      </w:pPr>
+      <w:proofErr w:type="spellStart"/>
+      <w:r>
+        <w:t>getApplyStatus</w:t>
+      </w:r>
+      <w:proofErr w:type="spellEnd"/>
     </w:p>
     <w:p>
       <w:pPr>
@@ -3968,7 +4023,7 @@
         </w:numPr>
       </w:pPr>
       <w:r>
-        <w:t>Checks an application record exists for that user</w:t>
+        <w:t xml:space="preserve">Queries the DB and returns count of application statuses </w:t>
       </w:r>
     </w:p>
     <w:p>
@@ -3980,93 +4035,21 @@
         </w:numPr>
       </w:pPr>
       <w:r>
-        <w:t xml:space="preserve">Calls the service </w:t>
-      </w:r>
-      <w:proofErr w:type="spellStart"/>
-      <w:r>
-        <w:t>procesApplicaiton</w:t>
-      </w:r>
-      <w:proofErr w:type="spellEnd"/>
-      <w:r>
-        <w:t xml:space="preserve"> and returns if applied or needs manual intervention</w:t>
-      </w:r>
-    </w:p>
-    <w:p>
-      <w:pPr>
-        <w:pStyle w:val="ListParagraph"/>
-        <w:numPr>
-          <w:ilvl w:val="0"/>
-          <w:numId w:val="24"/>
-        </w:numPr>
-      </w:pPr>
-      <w:proofErr w:type="spellStart"/>
-      <w:r>
-        <w:t>markAsManualapplied</w:t>
-      </w:r>
-      <w:proofErr w:type="spellEnd"/>
-    </w:p>
-    <w:p>
-      <w:pPr>
-        <w:pStyle w:val="ListParagraph"/>
-        <w:numPr>
-          <w:ilvl w:val="1"/>
-          <w:numId w:val="24"/>
-        </w:numPr>
-      </w:pPr>
-      <w:r>
-        <w:t>User applied somewhere manually just updates the record to reflect that</w:t>
-      </w:r>
-    </w:p>
-    <w:p>
-      <w:pPr>
-        <w:pStyle w:val="ListParagraph"/>
-        <w:numPr>
-          <w:ilvl w:val="0"/>
-          <w:numId w:val="24"/>
-        </w:numPr>
-      </w:pPr>
-      <w:proofErr w:type="spellStart"/>
-      <w:r>
-        <w:t>getApplyStatus</w:t>
-      </w:r>
-      <w:proofErr w:type="spellEnd"/>
-    </w:p>
-    <w:p>
-      <w:pPr>
-        <w:pStyle w:val="ListParagraph"/>
-        <w:numPr>
-          <w:ilvl w:val="1"/>
-          <w:numId w:val="24"/>
-        </w:numPr>
-      </w:pPr>
-      <w:r>
-        <w:t xml:space="preserve">Queries the DB and returns count of application statuses </w:t>
-      </w:r>
-    </w:p>
-    <w:p>
-      <w:pPr>
-        <w:pStyle w:val="ListParagraph"/>
-        <w:numPr>
-          <w:ilvl w:val="1"/>
-          <w:numId w:val="24"/>
-        </w:numPr>
-      </w:pPr>
+        <w:t xml:space="preserve">Like </w:t>
+      </w:r>
+      <w:proofErr w:type="spellStart"/>
+      <w:r>
+        <w:t>Autoapplied</w:t>
+      </w:r>
+      <w:proofErr w:type="spellEnd"/>
+      <w:r>
+        <w:t>, manual required, rejected etc.</w:t>
+      </w:r>
+    </w:p>
+    <w:p>
+      <w:proofErr w:type="gramStart"/>
       <w:r>
         <w:lastRenderedPageBreak/>
-        <w:t xml:space="preserve">Like </w:t>
-      </w:r>
-      <w:proofErr w:type="spellStart"/>
-      <w:r>
-        <w:t>Autoapplied</w:t>
-      </w:r>
-      <w:proofErr w:type="spellEnd"/>
-      <w:r>
-        <w:t>, manual required, rejected etc.</w:t>
-      </w:r>
-    </w:p>
-    <w:p>
-      <w:proofErr w:type="gramStart"/>
-      <w:r>
         <w:t>6.3  Auth</w:t>
       </w:r>
       <w:proofErr w:type="gramEnd"/>
@@ -4604,7 +4587,6 @@
         </w:numPr>
       </w:pPr>
       <w:r>
-        <w:lastRenderedPageBreak/>
         <w:t>sends as downloadable pdf file</w:t>
       </w:r>
     </w:p>
@@ -4631,6 +4613,7 @@
         </w:numPr>
       </w:pPr>
       <w:r>
+        <w:lastRenderedPageBreak/>
         <w:t>similar but for cover letter</w:t>
       </w:r>
     </w:p>
@@ -5174,7 +5157,6 @@
         </w:numPr>
       </w:pPr>
       <w:r>
-        <w:lastRenderedPageBreak/>
         <w:t xml:space="preserve">fetches the user from </w:t>
       </w:r>
       <w:proofErr w:type="spellStart"/>
@@ -5209,6 +5191,7 @@
         </w:numPr>
       </w:pPr>
       <w:r>
+        <w:lastRenderedPageBreak/>
         <w:t xml:space="preserve">delegates to </w:t>
       </w:r>
       <w:proofErr w:type="spellStart"/>
@@ -5646,13 +5629,8 @@
           <w:numId w:val="28"/>
         </w:numPr>
       </w:pPr>
-      <w:proofErr w:type="spellStart"/>
-      <w:r>
-        <w:t>Adzuna</w:t>
-      </w:r>
-      <w:proofErr w:type="spellEnd"/>
-      <w:r>
-        <w:t xml:space="preserve"> Service</w:t>
+      <w:r>
+        <w:t>Application Engine Service</w:t>
       </w:r>
     </w:p>
     <w:p>
@@ -5664,7 +5642,7 @@
         </w:numPr>
       </w:pPr>
       <w:r>
-        <w:t>Application Engine Service</w:t>
+        <w:t>Application Service</w:t>
       </w:r>
     </w:p>
     <w:p>
@@ -5676,7 +5654,7 @@
         </w:numPr>
       </w:pPr>
       <w:r>
-        <w:t>Application Service</w:t>
+        <w:t>Apply Service</w:t>
       </w:r>
     </w:p>
     <w:p>
@@ -5688,7 +5666,7 @@
         </w:numPr>
       </w:pPr>
       <w:r>
-        <w:t>Apply Service</w:t>
+        <w:t>Document Service</w:t>
       </w:r>
     </w:p>
     <w:p>
@@ -5700,8 +5678,7 @@
         </w:numPr>
       </w:pPr>
       <w:r>
-        <w:lastRenderedPageBreak/>
-        <w:t>Document Service</w:t>
+        <w:t>Job Service</w:t>
       </w:r>
     </w:p>
     <w:p>
@@ -5713,7 +5690,7 @@
         </w:numPr>
       </w:pPr>
       <w:r>
-        <w:t>Job Service</w:t>
+        <w:t>Matching Service</w:t>
       </w:r>
     </w:p>
     <w:p>
@@ -5725,8 +5702,14 @@
         </w:numPr>
       </w:pPr>
       <w:r>
-        <w:t>Matching Service</w:t>
-      </w:r>
+        <w:lastRenderedPageBreak/>
+        <w:t xml:space="preserve">Notification </w:t>
+      </w:r>
+      <w:proofErr w:type="spellStart"/>
+      <w:r>
+        <w:t>Dervice</w:t>
+      </w:r>
+      <w:proofErr w:type="spellEnd"/>
     </w:p>
     <w:p>
       <w:pPr>
@@ -5736,21 +5719,8 @@
           <w:numId w:val="28"/>
         </w:numPr>
       </w:pPr>
-      <w:proofErr w:type="spellStart"/>
-      <w:r>
-        <w:t>MockData</w:t>
-      </w:r>
-      <w:proofErr w:type="spellEnd"/>
-      <w:r>
-        <w:t xml:space="preserve"> (For testing purpose </w:t>
-      </w:r>
-      <w:proofErr w:type="spellStart"/>
-      <w:r>
-        <w:t>json</w:t>
-      </w:r>
-      <w:proofErr w:type="spellEnd"/>
-      <w:r>
-        <w:t xml:space="preserve"> file)</w:t>
+      <w:r>
+        <w:t>Pdf Service</w:t>
       </w:r>
     </w:p>
     <w:p>
@@ -5761,27 +5731,9 @@
           <w:numId w:val="28"/>
         </w:numPr>
       </w:pPr>
-      <w:proofErr w:type="spellStart"/>
-      <w:r>
-        <w:t>Notifica</w:t>
-      </w:r>
-      <w:proofErr w:type="spellEnd"/>
-      <w:r>
-        <w:tab/>
-      </w:r>
-      <w:proofErr w:type="spellStart"/>
-      <w:r>
-        <w:t>tion</w:t>
-      </w:r>
-      <w:proofErr w:type="spellEnd"/>
-      <w:r>
-        <w:t xml:space="preserve"> </w:t>
-      </w:r>
-      <w:proofErr w:type="spellStart"/>
-      <w:r>
-        <w:t>Dervice</w:t>
-      </w:r>
-      <w:proofErr w:type="spellEnd"/>
+      <w:r>
+        <w:t>Pipeline Service</w:t>
+      </w:r>
     </w:p>
     <w:p>
       <w:pPr>
@@ -5792,272 +5744,18 @@
         </w:numPr>
       </w:pPr>
       <w:r>
-        <w:t>Pdf Service</w:t>
-      </w:r>
-    </w:p>
-    <w:p>
-      <w:pPr>
-        <w:pStyle w:val="ListParagraph"/>
-        <w:numPr>
-          <w:ilvl w:val="0"/>
-          <w:numId w:val="28"/>
-        </w:numPr>
-      </w:pPr>
-      <w:r>
-        <w:t>Pipeline Service</w:t>
-      </w:r>
-    </w:p>
-    <w:p>
-      <w:pPr>
-        <w:pStyle w:val="ListParagraph"/>
-        <w:numPr>
-          <w:ilvl w:val="0"/>
-          <w:numId w:val="28"/>
-        </w:numPr>
-      </w:pPr>
-      <w:r>
         <w:t xml:space="preserve">Playwright Agent </w:t>
       </w:r>
     </w:p>
     <w:p>
       <w:r>
-        <w:t xml:space="preserve">7.1 </w:t>
-      </w:r>
-      <w:proofErr w:type="spellStart"/>
-      <w:r>
-        <w:t>Adzuna</w:t>
-      </w:r>
-      <w:proofErr w:type="spellEnd"/>
-      <w:r>
-        <w:t xml:space="preserve"> Service</w:t>
-      </w:r>
-    </w:p>
-    <w:p>
-      <w:r>
-        <w:t xml:space="preserve">This service is mainly responsible for fetching job through </w:t>
-      </w:r>
-      <w:proofErr w:type="spellStart"/>
-      <w:r>
-        <w:t>adzuna’s</w:t>
-      </w:r>
-      <w:proofErr w:type="spellEnd"/>
-      <w:r>
-        <w:t xml:space="preserve"> job </w:t>
-      </w:r>
-      <w:proofErr w:type="spellStart"/>
-      <w:r>
-        <w:t>api</w:t>
-      </w:r>
-      <w:proofErr w:type="spellEnd"/>
-      <w:r>
-        <w:t xml:space="preserve">. </w:t>
-      </w:r>
-      <w:proofErr w:type="spellStart"/>
-      <w:r>
-        <w:t>Adzuna</w:t>
-      </w:r>
-      <w:proofErr w:type="spellEnd"/>
-      <w:r>
-        <w:t xml:space="preserve"> is a job aggregator to help us fetch jobs. 3 helpers and 1 main function are listed below:</w:t>
-      </w:r>
-    </w:p>
-    <w:p>
-      <w:pPr>
-        <w:pStyle w:val="ListParagraph"/>
-        <w:numPr>
-          <w:ilvl w:val="0"/>
-          <w:numId w:val="29"/>
-        </w:numPr>
-      </w:pPr>
-      <w:proofErr w:type="spellStart"/>
-      <w:proofErr w:type="gramStart"/>
-      <w:r>
-        <w:t>InferExperienceLeve</w:t>
-      </w:r>
-      <w:proofErr w:type="spellEnd"/>
-      <w:r>
-        <w:t>(</w:t>
-      </w:r>
-      <w:proofErr w:type="gramEnd"/>
-      <w:r>
-        <w:t>Helper)</w:t>
-      </w:r>
-    </w:p>
-    <w:p>
-      <w:pPr>
-        <w:pStyle w:val="ListParagraph"/>
-        <w:numPr>
-          <w:ilvl w:val="1"/>
-          <w:numId w:val="27"/>
-        </w:numPr>
-      </w:pPr>
-      <w:r>
-        <w:t>Looks at the job title and description and guesses the experience based on keywords</w:t>
-      </w:r>
-    </w:p>
-    <w:p>
-      <w:pPr>
-        <w:pStyle w:val="ListParagraph"/>
-        <w:numPr>
-          <w:ilvl w:val="0"/>
-          <w:numId w:val="29"/>
-        </w:numPr>
-      </w:pPr>
-      <w:proofErr w:type="spellStart"/>
-      <w:proofErr w:type="gramStart"/>
-      <w:r>
-        <w:t>NormalizeAdzunajob</w:t>
-      </w:r>
-      <w:proofErr w:type="spellEnd"/>
-      <w:r>
-        <w:t>(</w:t>
-      </w:r>
-      <w:proofErr w:type="gramEnd"/>
-      <w:r>
-        <w:t>Helper)</w:t>
-      </w:r>
-    </w:p>
-    <w:p>
-      <w:pPr>
-        <w:pStyle w:val="ListParagraph"/>
-        <w:numPr>
-          <w:ilvl w:val="1"/>
-          <w:numId w:val="27"/>
-        </w:numPr>
-      </w:pPr>
-      <w:proofErr w:type="spellStart"/>
-      <w:r>
-        <w:t>Adzuna</w:t>
-      </w:r>
-      <w:proofErr w:type="spellEnd"/>
-      <w:r>
-        <w:t xml:space="preserve"> returns data to their own format which we reshape into our standard format for our app to work with consistently</w:t>
-      </w:r>
-    </w:p>
-    <w:p>
-      <w:pPr>
-        <w:pStyle w:val="ListParagraph"/>
-        <w:numPr>
-          <w:ilvl w:val="0"/>
-          <w:numId w:val="29"/>
-        </w:numPr>
-      </w:pPr>
-      <w:proofErr w:type="spellStart"/>
-      <w:proofErr w:type="gramStart"/>
-      <w:r>
-        <w:t>filterRecent</w:t>
-      </w:r>
-      <w:proofErr w:type="spellEnd"/>
-      <w:r>
-        <w:t>(</w:t>
-      </w:r>
-      <w:proofErr w:type="gramEnd"/>
-      <w:r>
-        <w:t>Helper)</w:t>
-      </w:r>
-    </w:p>
-    <w:p>
-      <w:pPr>
-        <w:pStyle w:val="ListParagraph"/>
-        <w:numPr>
-          <w:ilvl w:val="1"/>
-          <w:numId w:val="27"/>
-        </w:numPr>
-      </w:pPr>
-      <w:r>
-        <w:t>drops any older jobs past 48 hours keeping the list fresh</w:t>
-      </w:r>
-    </w:p>
-    <w:p>
-      <w:pPr>
-        <w:pStyle w:val="ListParagraph"/>
-        <w:numPr>
-          <w:ilvl w:val="0"/>
-          <w:numId w:val="27"/>
-        </w:numPr>
-      </w:pPr>
-      <w:proofErr w:type="spellStart"/>
-      <w:proofErr w:type="gramStart"/>
-      <w:r>
-        <w:t>fetchAdzunaJobs</w:t>
-      </w:r>
-      <w:proofErr w:type="spellEnd"/>
-      <w:r>
-        <w:t>(</w:t>
-      </w:r>
-      <w:proofErr w:type="gramEnd"/>
-      <w:r>
-        <w:t>Main function)</w:t>
-      </w:r>
-    </w:p>
-    <w:p>
-      <w:pPr>
-        <w:pStyle w:val="ListParagraph"/>
-        <w:numPr>
-          <w:ilvl w:val="1"/>
-          <w:numId w:val="27"/>
-        </w:numPr>
-      </w:pPr>
-      <w:r>
-        <w:t xml:space="preserve">uses </w:t>
-      </w:r>
-      <w:proofErr w:type="spellStart"/>
-      <w:r>
-        <w:t>mockdata</w:t>
-      </w:r>
-      <w:proofErr w:type="spellEnd"/>
-      <w:r>
-        <w:t xml:space="preserve"> in development to avoid burning real API while testing</w:t>
-      </w:r>
-    </w:p>
-    <w:p>
-      <w:pPr>
-        <w:pStyle w:val="ListParagraph"/>
-        <w:numPr>
-          <w:ilvl w:val="1"/>
-          <w:numId w:val="27"/>
-        </w:numPr>
-      </w:pPr>
-      <w:r>
-        <w:t xml:space="preserve">hits the </w:t>
-      </w:r>
-      <w:proofErr w:type="spellStart"/>
-      <w:r>
-        <w:t>adzuna</w:t>
-      </w:r>
-      <w:proofErr w:type="spellEnd"/>
-      <w:r>
-        <w:t xml:space="preserve"> </w:t>
-      </w:r>
-      <w:proofErr w:type="spellStart"/>
-      <w:r>
-        <w:t>api</w:t>
-      </w:r>
-      <w:proofErr w:type="spellEnd"/>
-      <w:r>
-        <w:t xml:space="preserve"> in production with credentials stored </w:t>
-      </w:r>
-      <w:proofErr w:type="gramStart"/>
-      <w:r>
-        <w:t>in .env</w:t>
-      </w:r>
-      <w:proofErr w:type="gramEnd"/>
-    </w:p>
-    <w:p>
-      <w:pPr>
-        <w:pStyle w:val="ListParagraph"/>
-        <w:numPr>
-          <w:ilvl w:val="1"/>
-          <w:numId w:val="27"/>
-        </w:numPr>
-      </w:pPr>
-      <w:r>
-        <w:t>normalizes and filter the result before returning them</w:t>
-      </w:r>
-    </w:p>
-    <w:p>
-      <w:r>
-        <w:t>7.2 Application Engine Service</w:t>
+        <w:t>7.</w:t>
+      </w:r>
+      <w:r>
+        <w:t>1</w:t>
+      </w:r>
+      <w:r>
+        <w:t xml:space="preserve"> Application Engine Service</w:t>
       </w:r>
     </w:p>
     <w:p>
@@ -6319,13 +6017,18 @@
         </w:numPr>
       </w:pPr>
       <w:r>
-        <w:lastRenderedPageBreak/>
         <w:t>updates the user’s jobs status and toggles kill switch accordingly</w:t>
       </w:r>
     </w:p>
     <w:p>
       <w:r>
-        <w:t>7.3 Application Service</w:t>
+        <w:t>7.</w:t>
+      </w:r>
+      <w:r>
+        <w:t>2</w:t>
+      </w:r>
+      <w:r>
+        <w:t xml:space="preserve"> Application Service</w:t>
       </w:r>
     </w:p>
     <w:p>
@@ -6522,11 +6225,18 @@
     </w:p>
     <w:p>
       <w:r>
-        <w:t>7.4 Apply Service</w:t>
-      </w:r>
-    </w:p>
-    <w:p>
-      <w:r>
+        <w:t>7.</w:t>
+      </w:r>
+      <w:r>
+        <w:t>3</w:t>
+      </w:r>
+      <w:r>
+        <w:t xml:space="preserve"> Apply Service</w:t>
+      </w:r>
+    </w:p>
+    <w:p>
+      <w:r>
+        <w:lastRenderedPageBreak/>
         <w:t>This is the service that handles the actual act of applying to a job by generating documents and submitting the application and notifying the user. Most complex service in the application. Contains 3 functions which are:</w:t>
       </w:r>
     </w:p>
@@ -6741,7 +6451,13 @@
         </w:numPr>
       </w:pPr>
       <w:r>
-        <w:t>sends a daily digest email at the end summarizing everything</w:t>
+        <w:t xml:space="preserve">sends a </w:t>
+      </w:r>
+      <w:r>
+        <w:t>weekly</w:t>
+      </w:r>
+      <w:r>
+        <w:t xml:space="preserve"> digest email at the end summarizing everything</w:t>
       </w:r>
     </w:p>
     <w:p>
@@ -6775,7 +6491,13 @@
     </w:p>
     <w:p>
       <w:r>
-        <w:t>7.5 Document Service</w:t>
+        <w:t>7.</w:t>
+      </w:r>
+      <w:r>
+        <w:t>4</w:t>
+      </w:r>
+      <w:r>
+        <w:t xml:space="preserve"> Document Service</w:t>
       </w:r>
     </w:p>
     <w:p>
@@ -6793,7 +6515,6 @@
       </w:pPr>
       <w:proofErr w:type="spellStart"/>
       <w:r>
-        <w:lastRenderedPageBreak/>
         <w:t>getGenerateContext</w:t>
       </w:r>
       <w:proofErr w:type="spellEnd"/>
@@ -7037,6 +6758,7 @@
       </w:pPr>
       <w:proofErr w:type="spellStart"/>
       <w:r>
+        <w:lastRenderedPageBreak/>
         <w:t>generateDocuments</w:t>
       </w:r>
       <w:proofErr w:type="spellEnd"/>
@@ -7095,7 +6817,13 @@
     </w:p>
     <w:p>
       <w:r>
-        <w:t>7.6 Job Service</w:t>
+        <w:t>7.</w:t>
+      </w:r>
+      <w:r>
+        <w:t>5</w:t>
+      </w:r>
+      <w:r>
+        <w:t xml:space="preserve"> Job Service</w:t>
       </w:r>
     </w:p>
     <w:p>
@@ -7141,15 +6869,39 @@
         </w:numPr>
       </w:pPr>
       <w:r>
-        <w:t xml:space="preserve">fetches from </w:t>
-      </w:r>
-      <w:proofErr w:type="spellStart"/>
-      <w:r>
-        <w:t>adzuna</w:t>
-      </w:r>
-      <w:proofErr w:type="spellEnd"/>
-      <w:r>
-        <w:t xml:space="preserve"> sequentially with 1.5 second delay between queries to avoid rate limiting</w:t>
+        <w:t xml:space="preserve">delegates to </w:t>
+      </w:r>
+      <w:proofErr w:type="spellStart"/>
+      <w:r>
+        <w:t>fetchRealJobs</w:t>
+      </w:r>
+      <w:proofErr w:type="spellEnd"/>
+      <w:r>
+        <w:t xml:space="preserve"> script which handles </w:t>
+      </w:r>
+      <w:proofErr w:type="spellStart"/>
+      <w:r>
+        <w:t>Adzuna</w:t>
+      </w:r>
+      <w:proofErr w:type="spellEnd"/>
+      <w:r>
+        <w:t xml:space="preserve"> + </w:t>
+      </w:r>
+      <w:proofErr w:type="spellStart"/>
+      <w:r>
+        <w:t>JSearch</w:t>
+      </w:r>
+      <w:proofErr w:type="spellEnd"/>
+      <w:r>
+        <w:t xml:space="preserve"> (</w:t>
+      </w:r>
+      <w:proofErr w:type="spellStart"/>
+      <w:r>
+        <w:t>OpenWebNinja</w:t>
+      </w:r>
+      <w:proofErr w:type="spellEnd"/>
+      <w:r>
+        <w:t xml:space="preserve">) </w:t>
       </w:r>
     </w:p>
     <w:p>
@@ -7161,21 +6913,11 @@
         </w:numPr>
       </w:pPr>
       <w:r>
-        <w:t xml:space="preserve">fetches from </w:t>
-      </w:r>
-      <w:proofErr w:type="spellStart"/>
-      <w:r>
-        <w:t>adzuna</w:t>
-      </w:r>
-      <w:proofErr w:type="spellEnd"/>
-      <w:r>
-        <w:t xml:space="preserve"> and </w:t>
-      </w:r>
-      <w:proofErr w:type="spellStart"/>
-      <w:r>
-        <w:t>OpenWebNinja</w:t>
-      </w:r>
-      <w:proofErr w:type="spellEnd"/>
+        <w:t>caches the latest job IDs in Redis for 6 hours</w:t>
+      </w:r>
+      <w:r>
+        <w:t xml:space="preserve"> </w:t>
+      </w:r>
     </w:p>
     <w:p>
       <w:pPr>
@@ -7186,24 +6928,22 @@
         </w:numPr>
       </w:pPr>
       <w:r>
-        <w:t xml:space="preserve">combines all results and </w:t>
-      </w:r>
-      <w:proofErr w:type="spellStart"/>
-      <w:r>
-        <w:t>dedpulicates</w:t>
-      </w:r>
-      <w:proofErr w:type="spellEnd"/>
-      <w:r>
-        <w:t xml:space="preserve"> by checking against the </w:t>
-      </w:r>
-      <w:proofErr w:type="spellStart"/>
-      <w:r>
-        <w:t>db</w:t>
-      </w:r>
-      <w:proofErr w:type="spellEnd"/>
-      <w:r>
-        <w:t xml:space="preserve"> </w:t>
-      </w:r>
+        <w:t>saves new job to DB</w:t>
+      </w:r>
+    </w:p>
+    <w:p>
+      <w:pPr>
+        <w:pStyle w:val="ListParagraph"/>
+        <w:numPr>
+          <w:ilvl w:val="0"/>
+          <w:numId w:val="36"/>
+        </w:numPr>
+      </w:pPr>
+      <w:proofErr w:type="spellStart"/>
+      <w:r>
+        <w:t>getLatestBatch</w:t>
+      </w:r>
+      <w:proofErr w:type="spellEnd"/>
     </w:p>
     <w:p>
       <w:pPr>
@@ -7214,7 +6954,10 @@
         </w:numPr>
       </w:pPr>
       <w:r>
-        <w:t xml:space="preserve">save new jobs </w:t>
+        <w:t>retrieves</w:t>
+      </w:r>
+      <w:r>
+        <w:t xml:space="preserve"> the most recently fetched jobs</w:t>
       </w:r>
     </w:p>
     <w:p>
@@ -7226,15 +6969,7 @@
         </w:numPr>
       </w:pPr>
       <w:r>
-        <w:t xml:space="preserve">caches the new </w:t>
-      </w:r>
-      <w:proofErr w:type="spellStart"/>
-      <w:r>
-        <w:t>jobsid</w:t>
-      </w:r>
-      <w:proofErr w:type="spellEnd"/>
-      <w:r>
-        <w:t xml:space="preserve"> in </w:t>
+        <w:t xml:space="preserve">tries </w:t>
       </w:r>
       <w:proofErr w:type="spellStart"/>
       <w:r>
@@ -7242,7 +6977,27 @@
       </w:r>
       <w:proofErr w:type="spellEnd"/>
       <w:r>
-        <w:t xml:space="preserve"> for 6 hours</w:t>
+        <w:t xml:space="preserve"> first – if cached fetches the job rows by those id </w:t>
+      </w:r>
+    </w:p>
+    <w:p>
+      <w:pPr>
+        <w:pStyle w:val="ListParagraph"/>
+        <w:numPr>
+          <w:ilvl w:val="1"/>
+          <w:numId w:val="36"/>
+        </w:numPr>
+      </w:pPr>
+      <w:r>
+        <w:t xml:space="preserve">if cache is cold(miss), falls back to querying from </w:t>
+      </w:r>
+      <w:proofErr w:type="spellStart"/>
+      <w:r>
+        <w:t>db</w:t>
+      </w:r>
+      <w:proofErr w:type="spellEnd"/>
+      <w:r>
+        <w:t xml:space="preserve"> directly </w:t>
       </w:r>
     </w:p>
     <w:p>
@@ -7255,7 +7010,7 @@
       </w:pPr>
       <w:proofErr w:type="spellStart"/>
       <w:r>
-        <w:t>getLatestBatch</w:t>
+        <w:t>pushToRetryQueue</w:t>
       </w:r>
       <w:proofErr w:type="spellEnd"/>
     </w:p>
@@ -7268,22 +7023,7 @@
         </w:numPr>
       </w:pPr>
       <w:r>
-        <w:t>retrieves</w:t>
-      </w:r>
-      <w:r>
-        <w:t xml:space="preserve"> the most recently fetched jobs</w:t>
-      </w:r>
-    </w:p>
-    <w:p>
-      <w:pPr>
-        <w:pStyle w:val="ListParagraph"/>
-        <w:numPr>
-          <w:ilvl w:val="1"/>
-          <w:numId w:val="36"/>
-        </w:numPr>
-      </w:pPr>
-      <w:r>
-        <w:t xml:space="preserve">tries </w:t>
+        <w:t xml:space="preserve">pushes failed job application into </w:t>
       </w:r>
       <w:proofErr w:type="spellStart"/>
       <w:r>
@@ -7291,66 +7031,18 @@
       </w:r>
       <w:proofErr w:type="spellEnd"/>
       <w:r>
-        <w:t xml:space="preserve"> first – if cached fetches the job rows by those id </w:t>
-      </w:r>
-    </w:p>
-    <w:p>
-      <w:pPr>
-        <w:pStyle w:val="ListParagraph"/>
-        <w:numPr>
-          <w:ilvl w:val="1"/>
-          <w:numId w:val="36"/>
-        </w:numPr>
-      </w:pPr>
-      <w:r>
-        <w:t xml:space="preserve">if cache is cold(miss), falls back to querying from </w:t>
-      </w:r>
-      <w:proofErr w:type="spellStart"/>
-      <w:r>
-        <w:t>db</w:t>
-      </w:r>
-      <w:proofErr w:type="spellEnd"/>
-      <w:r>
-        <w:t xml:space="preserve"> directly </w:t>
-      </w:r>
-    </w:p>
-    <w:p>
-      <w:pPr>
-        <w:pStyle w:val="ListParagraph"/>
-        <w:numPr>
-          <w:ilvl w:val="0"/>
-          <w:numId w:val="36"/>
-        </w:numPr>
-      </w:pPr>
-      <w:proofErr w:type="spellStart"/>
-      <w:r>
-        <w:t>pushToRetryQueue</w:t>
-      </w:r>
-      <w:proofErr w:type="spellEnd"/>
-    </w:p>
-    <w:p>
-      <w:pPr>
-        <w:pStyle w:val="ListParagraph"/>
-        <w:numPr>
-          <w:ilvl w:val="1"/>
-          <w:numId w:val="36"/>
-        </w:numPr>
-      </w:pPr>
-      <w:r>
-        <w:t xml:space="preserve">pushes failed job application into </w:t>
-      </w:r>
-      <w:proofErr w:type="spellStart"/>
-      <w:r>
-        <w:t>redis</w:t>
-      </w:r>
-      <w:proofErr w:type="spellEnd"/>
-      <w:r>
         <w:t xml:space="preserve"> retry queue for later</w:t>
       </w:r>
     </w:p>
     <w:p>
       <w:r>
-        <w:t>7.7 Matching Service</w:t>
+        <w:t>7.</w:t>
+      </w:r>
+      <w:r>
+        <w:t>6</w:t>
+      </w:r>
+      <w:r>
+        <w:t xml:space="preserve"> Matching Service</w:t>
       </w:r>
     </w:p>
     <w:p>
@@ -7376,7 +7068,6 @@
       </w:pPr>
       <w:proofErr w:type="spellStart"/>
       <w:r>
-        <w:lastRenderedPageBreak/>
         <w:t>getThresholds</w:t>
       </w:r>
       <w:proofErr w:type="spellEnd"/>
@@ -7417,25 +7108,7 @@
         </w:numPr>
       </w:pPr>
       <w:r>
-        <w:t>Mid</w:t>
-      </w:r>
-      <w:r>
-        <w:t xml:space="preserve"> minimum: </w:t>
-      </w:r>
-      <w:r>
-        <w:t>4</w:t>
-      </w:r>
-      <w:r>
-        <w:t xml:space="preserve">5, default: </w:t>
-      </w:r>
-      <w:r>
-        <w:t>6</w:t>
-      </w:r>
-      <w:r>
-        <w:t>0, favourite: 7</w:t>
-      </w:r>
-      <w:r>
-        <w:t>8</w:t>
+        <w:t>Mid minimum: 45, default: 60, favourite: 78</w:t>
       </w:r>
     </w:p>
     <w:p>
@@ -7447,25 +7120,7 @@
         </w:numPr>
       </w:pPr>
       <w:r>
-        <w:t xml:space="preserve">Senior </w:t>
-      </w:r>
-      <w:r>
-        <w:t xml:space="preserve">minimum: </w:t>
-      </w:r>
-      <w:r>
-        <w:t>50</w:t>
-      </w:r>
-      <w:r>
-        <w:t xml:space="preserve">, default: </w:t>
-      </w:r>
-      <w:r>
-        <w:t>68</w:t>
-      </w:r>
-      <w:r>
-        <w:t xml:space="preserve">, favourite: </w:t>
-      </w:r>
-      <w:r>
-        <w:t>83</w:t>
+        <w:t>Senior minimum: 50, default: 68, favourite: 83</w:t>
       </w:r>
     </w:p>
     <w:p>
@@ -7714,6 +7369,7 @@
           </w:tcPr>
           <w:p>
             <w:r>
+              <w:lastRenderedPageBreak/>
               <w:t>Freshness</w:t>
             </w:r>
           </w:p>
@@ -7838,30 +7494,13 @@
     </w:p>
     <w:p>
       <w:r>
-        <w:t xml:space="preserve">7.8 </w:t>
-      </w:r>
-      <w:proofErr w:type="spellStart"/>
-      <w:r>
-        <w:t>MockData</w:t>
-      </w:r>
-      <w:proofErr w:type="spellEnd"/>
-    </w:p>
-    <w:p>
-      <w:r>
-        <w:t xml:space="preserve">This just has </w:t>
-      </w:r>
-      <w:proofErr w:type="spellStart"/>
-      <w:r>
-        <w:t>json</w:t>
-      </w:r>
-      <w:proofErr w:type="spellEnd"/>
-      <w:r>
-        <w:t xml:space="preserve"> object of mock data to test the application with.</w:t>
-      </w:r>
-    </w:p>
-    <w:p>
-      <w:r>
-        <w:t>7.9 Notification Service</w:t>
+        <w:t>7.</w:t>
+      </w:r>
+      <w:r>
+        <w:t>7</w:t>
+      </w:r>
+      <w:r>
+        <w:t xml:space="preserve"> Notification Service</w:t>
       </w:r>
     </w:p>
     <w:p>
@@ -7999,7 +7638,6 @@
       </w:pPr>
       <w:proofErr w:type="spellStart"/>
       <w:r>
-        <w:lastRenderedPageBreak/>
         <w:t>sendManualRequiredEmail</w:t>
       </w:r>
       <w:proofErr w:type="spellEnd"/>
@@ -8096,7 +7734,13 @@
       </w:pPr>
       <w:proofErr w:type="spellStart"/>
       <w:r>
-        <w:t>sendDailyDigest</w:t>
+        <w:t>send</w:t>
+      </w:r>
+      <w:r>
+        <w:t>Weekly</w:t>
+      </w:r>
+      <w:r>
+        <w:t>Digest</w:t>
       </w:r>
       <w:proofErr w:type="spellEnd"/>
     </w:p>
@@ -8126,7 +7770,13 @@
     </w:p>
     <w:p>
       <w:r>
-        <w:t>7.10 Pdf Service</w:t>
+        <w:t>7.</w:t>
+      </w:r>
+      <w:r>
+        <w:t>8</w:t>
+      </w:r>
+      <w:r>
+        <w:t xml:space="preserve"> Pdf Service</w:t>
       </w:r>
     </w:p>
     <w:p>
@@ -8273,6 +7923,7 @@
       </w:pPr>
       <w:proofErr w:type="spellStart"/>
       <w:r>
+        <w:lastRenderedPageBreak/>
         <w:t>renderline</w:t>
       </w:r>
       <w:proofErr w:type="spellEnd"/>
@@ -8282,7 +7933,13 @@
     </w:p>
     <w:p>
       <w:r>
-        <w:t>7.11 Pipeline Service</w:t>
+        <w:t>7</w:t>
+      </w:r>
+      <w:r>
+        <w:t>.9</w:t>
+      </w:r>
+      <w:r>
+        <w:t xml:space="preserve"> Pipeline Service</w:t>
       </w:r>
     </w:p>
     <w:p>
@@ -8446,7 +8103,13 @@
     </w:p>
     <w:p>
       <w:r>
-        <w:t>7.12 Playwright Agent</w:t>
+        <w:t>7.1</w:t>
+      </w:r>
+      <w:r>
+        <w:t>0</w:t>
+      </w:r>
+      <w:r>
+        <w:t xml:space="preserve"> Playwright Agent</w:t>
       </w:r>
     </w:p>
     <w:p>
@@ -8465,7 +8128,6 @@
       <w:proofErr w:type="spellStart"/>
       <w:proofErr w:type="gramStart"/>
       <w:r>
-        <w:lastRenderedPageBreak/>
         <w:t>randomDelay</w:t>
       </w:r>
       <w:proofErr w:type="spellEnd"/>
@@ -8760,6 +8422,7 @@
         </w:numPr>
       </w:pPr>
       <w:r>
+        <w:lastRenderedPageBreak/>
         <w:t>submits the form</w:t>
       </w:r>
     </w:p>
@@ -8915,7 +8578,6 @@
       </w:pPr>
       <w:proofErr w:type="spellStart"/>
       <w:r>
-        <w:lastRenderedPageBreak/>
         <w:t>apiLimiter</w:t>
       </w:r>
       <w:proofErr w:type="spellEnd"/>
@@ -9197,6 +8859,7 @@
         </w:numPr>
       </w:pPr>
       <w:r>
+        <w:lastRenderedPageBreak/>
         <w:t xml:space="preserve">Saves to </w:t>
       </w:r>
       <w:proofErr w:type="spellStart"/>
@@ -9480,7 +9143,6 @@
           </w:tcPr>
           <w:p>
             <w:r>
-              <w:lastRenderedPageBreak/>
               <w:t>POST</w:t>
             </w:r>
           </w:p>
@@ -9653,10 +9315,7 @@
             </w:r>
             <w:proofErr w:type="spellEnd"/>
             <w:r>
-              <w:t>/</w:t>
-            </w:r>
-            <w:r>
-              <w:t>apply/run</w:t>
+              <w:t>/apply/run</w:t>
             </w:r>
           </w:p>
         </w:tc>
@@ -9666,7 +9325,7 @@
           </w:tcPr>
           <w:p>
             <w:r>
-              <w:t>Runs the full auto-apply pipeline for all matched jobs in the background</w:t>
+              <w:t>Waits for the result and returns summary</w:t>
             </w:r>
           </w:p>
         </w:tc>
@@ -9919,16 +9578,7 @@
             </w:r>
             <w:proofErr w:type="spellEnd"/>
             <w:r>
-              <w:t>/</w:t>
-            </w:r>
-            <w:r>
-              <w:t>auth</w:t>
-            </w:r>
-            <w:r>
-              <w:t>/</w:t>
-            </w:r>
-            <w:r>
-              <w:t>register</w:t>
+              <w:t>/auth/register</w:t>
             </w:r>
           </w:p>
         </w:tc>
@@ -9980,10 +9630,7 @@
             </w:r>
             <w:proofErr w:type="spellEnd"/>
             <w:r>
-              <w:t>/</w:t>
-            </w:r>
-            <w:r>
-              <w:t>auth/login</w:t>
+              <w:t>/auth/login</w:t>
             </w:r>
           </w:p>
         </w:tc>
@@ -10214,19 +9861,7 @@
     <w:p/>
     <w:p>
       <w:r>
-        <w:t>10.</w:t>
-      </w:r>
-      <w:r>
-        <w:t>4</w:t>
-      </w:r>
-      <w:r>
-        <w:t xml:space="preserve"> </w:t>
-      </w:r>
-      <w:r>
-        <w:t>Document</w:t>
-      </w:r>
-      <w:r>
-        <w:t xml:space="preserve"> Routes</w:t>
+        <w:t>10.4 Document Routes</w:t>
       </w:r>
     </w:p>
     <w:tbl>
@@ -10297,16 +9932,7 @@
             </w:r>
             <w:proofErr w:type="spellEnd"/>
             <w:r>
-              <w:t>/</w:t>
-            </w:r>
-            <w:r>
-              <w:t>documents</w:t>
-            </w:r>
-            <w:r>
-              <w:t>/</w:t>
-            </w:r>
-            <w:r>
-              <w:t>resume</w:t>
+              <w:t>/documents/resume</w:t>
             </w:r>
             <w:proofErr w:type="gramStart"/>
             <w:r>
@@ -10356,10 +9982,7 @@
             </w:r>
             <w:proofErr w:type="spellEnd"/>
             <w:r>
-              <w:t>/</w:t>
-            </w:r>
-            <w:r>
-              <w:t>documents/cover-letter</w:t>
+              <w:t>/documents/cover-letter</w:t>
             </w:r>
             <w:proofErr w:type="gramStart"/>
             <w:r>
@@ -10409,10 +10032,7 @@
             </w:r>
             <w:proofErr w:type="spellEnd"/>
             <w:r>
-              <w:t>/</w:t>
-            </w:r>
-            <w:r>
-              <w:t>documents/generate</w:t>
+              <w:t>/documents/generate</w:t>
             </w:r>
             <w:proofErr w:type="gramStart"/>
             <w:r>
@@ -10462,10 +10082,7 @@
             </w:r>
             <w:proofErr w:type="spellEnd"/>
             <w:r>
-              <w:t>/</w:t>
-            </w:r>
-            <w:r>
-              <w:t>documents/resume</w:t>
+              <w:t>/documents/resume</w:t>
             </w:r>
             <w:proofErr w:type="gramStart"/>
             <w:r>
@@ -10518,10 +10135,7 @@
             </w:r>
             <w:proofErr w:type="spellEnd"/>
             <w:r>
-              <w:t>/</w:t>
-            </w:r>
-            <w:r>
-              <w:t>documents/cover-letter</w:t>
+              <w:t>/documents/cover-letter</w:t>
             </w:r>
             <w:proofErr w:type="gramStart"/>
             <w:r>
@@ -10566,13 +10180,7 @@
     </w:p>
     <w:p>
       <w:r>
-        <w:t>10.</w:t>
-      </w:r>
-      <w:r>
-        <w:t>5 GitHub</w:t>
-      </w:r>
-      <w:r>
-        <w:t xml:space="preserve"> Routes</w:t>
+        <w:t>10.5 GitHub Routes</w:t>
       </w:r>
     </w:p>
     <w:tbl>
@@ -10698,13 +10306,7 @@
     <w:p/>
     <w:p>
       <w:r>
-        <w:t>10.</w:t>
-      </w:r>
-      <w:r>
-        <w:t>6 Job</w:t>
-      </w:r>
-      <w:r>
-        <w:t xml:space="preserve"> Routes</w:t>
+        <w:t>10.6 Job Routes</w:t>
       </w:r>
     </w:p>
     <w:tbl>
@@ -10775,10 +10377,7 @@
             </w:r>
             <w:proofErr w:type="spellEnd"/>
             <w:r>
-              <w:t>/</w:t>
-            </w:r>
-            <w:r>
-              <w:t>jobs</w:t>
+              <w:t>/jobs</w:t>
             </w:r>
           </w:p>
         </w:tc>
@@ -10919,13 +10518,7 @@
     <w:p/>
     <w:p>
       <w:r>
-        <w:t>10.</w:t>
-      </w:r>
-      <w:r>
-        <w:t>7 Matching</w:t>
-      </w:r>
-      <w:r>
-        <w:t xml:space="preserve"> Routes</w:t>
+        <w:t>10.7 Matching Routes</w:t>
       </w:r>
     </w:p>
     <w:tbl>
@@ -10996,10 +10589,7 @@
             </w:r>
             <w:proofErr w:type="spellEnd"/>
             <w:r>
-              <w:t>/</w:t>
-            </w:r>
-            <w:r>
-              <w:t>matching/run</w:t>
+              <w:t>/matching/run</w:t>
             </w:r>
           </w:p>
         </w:tc>
@@ -11148,13 +10738,7 @@
     <w:p/>
     <w:p>
       <w:r>
-        <w:t>10.</w:t>
-      </w:r>
-      <w:r>
-        <w:t>8 Pipeline</w:t>
-      </w:r>
-      <w:r>
-        <w:t xml:space="preserve"> Routes</w:t>
+        <w:t>10.8 Pipeline Routes</w:t>
       </w:r>
     </w:p>
     <w:tbl>
@@ -11207,6 +10791,7 @@
           </w:tcPr>
           <w:p>
             <w:r>
+              <w:lastRenderedPageBreak/>
               <w:t>POST</w:t>
             </w:r>
           </w:p>
@@ -11225,10 +10810,7 @@
             </w:r>
             <w:proofErr w:type="spellEnd"/>
             <w:r>
-              <w:t>/</w:t>
-            </w:r>
-            <w:r>
-              <w:t>pipeline/run</w:t>
+              <w:t>/pipeline/run</w:t>
             </w:r>
           </w:p>
         </w:tc>
@@ -11268,10 +10850,7 @@
             </w:r>
             <w:proofErr w:type="spellEnd"/>
             <w:r>
-              <w:t>/</w:t>
-            </w:r>
-            <w:r>
-              <w:t>pipeline/results</w:t>
+              <w:t>/pipeline/results</w:t>
             </w:r>
           </w:p>
         </w:tc>
@@ -11290,13 +10869,7 @@
     <w:p/>
     <w:p>
       <w:r>
-        <w:t>10.</w:t>
-      </w:r>
-      <w:r>
-        <w:t>9 Resume</w:t>
-      </w:r>
-      <w:r>
-        <w:t xml:space="preserve"> Routes</w:t>
+        <w:t>10.9 Resume Routes</w:t>
       </w:r>
     </w:p>
     <w:tbl>
@@ -11385,10 +10958,7 @@
             </w:r>
             <w:proofErr w:type="spellEnd"/>
             <w:r>
-              <w:t>/</w:t>
-            </w:r>
-            <w:r>
-              <w:t>resume/upload</w:t>
+              <w:t>/resume/upload</w:t>
             </w:r>
           </w:p>
         </w:tc>
@@ -11514,24 +11084,7 @@
           <w:sz w:val="22"/>
           <w:szCs w:val="22"/>
         </w:rPr>
-        <w:lastRenderedPageBreak/>
-        <w:t>All API calls go through the Express backend via REST endpoints</w:t>
-      </w:r>
-      <w:r>
-        <w:rPr>
-          <w:rFonts w:asciiTheme="minorHAnsi" w:hAnsiTheme="minorHAnsi" w:cstheme="minorHAnsi"/>
-          <w:sz w:val="22"/>
-          <w:szCs w:val="22"/>
-        </w:rPr>
-        <w:t xml:space="preserve">. </w:t>
-      </w:r>
-      <w:r>
-        <w:rPr>
-          <w:rFonts w:asciiTheme="minorHAnsi" w:hAnsiTheme="minorHAnsi" w:cstheme="minorHAnsi"/>
-          <w:sz w:val="22"/>
-          <w:szCs w:val="22"/>
-        </w:rPr>
-        <w:t xml:space="preserve">Pipeline progress is streamed live using </w:t>
+        <w:t xml:space="preserve">All API calls go through the Express backend via REST endpoints. Pipeline progress is streamed live using </w:t>
       </w:r>
       <w:r>
         <w:rPr>
@@ -11548,39 +11101,7 @@
           <w:sz w:val="22"/>
           <w:szCs w:val="22"/>
         </w:rPr>
-        <w:t xml:space="preserve"> so the dashboard updates in real time as jobs are fetched, matched and applied to</w:t>
-      </w:r>
-      <w:r>
-        <w:rPr>
-          <w:rFonts w:asciiTheme="minorHAnsi" w:hAnsiTheme="minorHAnsi" w:cstheme="minorHAnsi"/>
-          <w:sz w:val="22"/>
-          <w:szCs w:val="22"/>
-        </w:rPr>
-        <w:t xml:space="preserve"> </w:t>
-      </w:r>
-      <w:r>
-        <w:rPr>
-          <w:rFonts w:asciiTheme="minorHAnsi" w:hAnsiTheme="minorHAnsi" w:cstheme="minorHAnsi"/>
-          <w:sz w:val="22"/>
-          <w:szCs w:val="22"/>
-        </w:rPr>
-        <w:t>JWT access token is stored and sent with every request for authentication</w:t>
-      </w:r>
-      <w:r>
-        <w:rPr>
-          <w:rFonts w:asciiTheme="minorHAnsi" w:hAnsiTheme="minorHAnsi" w:cstheme="minorHAnsi"/>
-          <w:sz w:val="22"/>
-          <w:szCs w:val="22"/>
-        </w:rPr>
-        <w:t xml:space="preserve">. </w:t>
-      </w:r>
-      <w:r>
-        <w:rPr>
-          <w:rFonts w:asciiTheme="minorHAnsi" w:hAnsiTheme="minorHAnsi" w:cstheme="minorHAnsi"/>
-          <w:sz w:val="22"/>
-          <w:szCs w:val="22"/>
-        </w:rPr>
-        <w:t xml:space="preserve">Refresh token is stored as an </w:t>
+        <w:t xml:space="preserve"> so the dashboard updates in real time as jobs are fetched, matched and applied to JWT access token is stored and sent with every request for authentication. Refresh token is stored as an </w:t>
       </w:r>
       <w:proofErr w:type="spellStart"/>
       <w:r>
@@ -11637,7 +11158,1153 @@
         <w:t>11. Database</w:t>
       </w:r>
     </w:p>
-    <w:p/>
+    <w:p>
+      <w:pPr>
+        <w:pStyle w:val="whitespace-normal"/>
+        <w:rPr>
+          <w:rFonts w:asciiTheme="minorHAnsi" w:hAnsiTheme="minorHAnsi" w:cstheme="minorHAnsi"/>
+          <w:sz w:val="22"/>
+          <w:szCs w:val="22"/>
+        </w:rPr>
+      </w:pPr>
+      <w:r>
+        <w:rPr>
+          <w:rFonts w:asciiTheme="minorHAnsi" w:hAnsiTheme="minorHAnsi" w:cstheme="minorHAnsi"/>
+          <w:sz w:val="22"/>
+          <w:szCs w:val="22"/>
+        </w:rPr>
+        <w:t>The application uses PostgreSQL as its primary relational database, managed through 14 sequential migration files that build and evolve the schema incrementally. There are 8 core tables connected through UUID foreign keys with cascade deletes</w:t>
+      </w:r>
+      <w:r>
+        <w:rPr>
+          <w:rFonts w:asciiTheme="minorHAnsi" w:hAnsiTheme="minorHAnsi" w:cstheme="minorHAnsi"/>
+          <w:sz w:val="22"/>
+          <w:szCs w:val="22"/>
+        </w:rPr>
+        <w:t>,</w:t>
+      </w:r>
+      <w:r>
+        <w:rPr>
+          <w:rFonts w:asciiTheme="minorHAnsi" w:hAnsiTheme="minorHAnsi" w:cstheme="minorHAnsi"/>
+          <w:sz w:val="22"/>
+          <w:szCs w:val="22"/>
+        </w:rPr>
+        <w:t xml:space="preserve"> meaning if a user is deleted, all their resumes, applications, </w:t>
+      </w:r>
+      <w:proofErr w:type="spellStart"/>
+      <w:r>
+        <w:rPr>
+          <w:rFonts w:asciiTheme="minorHAnsi" w:hAnsiTheme="minorHAnsi" w:cstheme="minorHAnsi"/>
+          <w:sz w:val="22"/>
+          <w:szCs w:val="22"/>
+        </w:rPr>
+        <w:t>github</w:t>
+      </w:r>
+      <w:proofErr w:type="spellEnd"/>
+      <w:r>
+        <w:rPr>
+          <w:rFonts w:asciiTheme="minorHAnsi" w:hAnsiTheme="minorHAnsi" w:cstheme="minorHAnsi"/>
+          <w:sz w:val="22"/>
+          <w:szCs w:val="22"/>
+        </w:rPr>
+        <w:t xml:space="preserve"> profiles and tokens are automatically removed. The schema is designed around the user as the central entity, with jobs as an independent feed that gets matched and applied to per user. Redis sits alongside PostgreSQL handling job caching (</w:t>
+      </w:r>
+      <w:proofErr w:type="gramStart"/>
+      <w:r>
+        <w:rPr>
+          <w:rFonts w:asciiTheme="minorHAnsi" w:hAnsiTheme="minorHAnsi" w:cstheme="minorHAnsi"/>
+          <w:sz w:val="22"/>
+          <w:szCs w:val="22"/>
+        </w:rPr>
+        <w:t>6 hour</w:t>
+      </w:r>
+      <w:proofErr w:type="gramEnd"/>
+      <w:r>
+        <w:rPr>
+          <w:rFonts w:asciiTheme="minorHAnsi" w:hAnsiTheme="minorHAnsi" w:cstheme="minorHAnsi"/>
+          <w:sz w:val="22"/>
+          <w:szCs w:val="22"/>
+        </w:rPr>
+        <w:t xml:space="preserve"> TTL</w:t>
+      </w:r>
+      <w:r>
+        <w:rPr>
+          <w:rFonts w:asciiTheme="minorHAnsi" w:hAnsiTheme="minorHAnsi" w:cstheme="minorHAnsi"/>
+          <w:sz w:val="22"/>
+          <w:szCs w:val="22"/>
+        </w:rPr>
+        <w:t xml:space="preserve">-TIME </w:t>
+      </w:r>
+      <w:proofErr w:type="gramStart"/>
+      <w:r>
+        <w:rPr>
+          <w:rFonts w:asciiTheme="minorHAnsi" w:hAnsiTheme="minorHAnsi" w:cstheme="minorHAnsi"/>
+          <w:sz w:val="22"/>
+          <w:szCs w:val="22"/>
+        </w:rPr>
+        <w:t>TO  LIVE</w:t>
+      </w:r>
+      <w:proofErr w:type="gramEnd"/>
+      <w:r>
+        <w:rPr>
+          <w:rFonts w:asciiTheme="minorHAnsi" w:hAnsiTheme="minorHAnsi" w:cstheme="minorHAnsi"/>
+          <w:sz w:val="22"/>
+          <w:szCs w:val="22"/>
+        </w:rPr>
+        <w:t>), the retry queue for failed applications, and rate limiting</w:t>
+      </w:r>
+      <w:r>
+        <w:rPr>
+          <w:rFonts w:asciiTheme="minorHAnsi" w:hAnsiTheme="minorHAnsi" w:cstheme="minorHAnsi"/>
+          <w:sz w:val="22"/>
+          <w:szCs w:val="22"/>
+        </w:rPr>
+        <w:t>. I</w:t>
+      </w:r>
+      <w:r>
+        <w:rPr>
+          <w:rFonts w:asciiTheme="minorHAnsi" w:hAnsiTheme="minorHAnsi" w:cstheme="minorHAnsi"/>
+          <w:sz w:val="22"/>
+          <w:szCs w:val="22"/>
+        </w:rPr>
+        <w:t xml:space="preserve">t </w:t>
+      </w:r>
+      <w:proofErr w:type="gramStart"/>
+      <w:r>
+        <w:rPr>
+          <w:rFonts w:asciiTheme="minorHAnsi" w:hAnsiTheme="minorHAnsi" w:cstheme="minorHAnsi"/>
+          <w:sz w:val="22"/>
+          <w:szCs w:val="22"/>
+        </w:rPr>
+        <w:t>is not persisted</w:t>
+      </w:r>
+      <w:proofErr w:type="gramEnd"/>
+      <w:r>
+        <w:rPr>
+          <w:rFonts w:asciiTheme="minorHAnsi" w:hAnsiTheme="minorHAnsi" w:cstheme="minorHAnsi"/>
+          <w:sz w:val="22"/>
+          <w:szCs w:val="22"/>
+        </w:rPr>
+        <w:t xml:space="preserve"> to disk and is treated as a fast temporary store only.</w:t>
+      </w:r>
+    </w:p>
+    <w:p>
+      <w:pPr>
+        <w:pStyle w:val="whitespace-normal"/>
+        <w:rPr>
+          <w:rFonts w:asciiTheme="minorHAnsi" w:hAnsiTheme="minorHAnsi" w:cstheme="minorHAnsi"/>
+          <w:sz w:val="22"/>
+          <w:szCs w:val="22"/>
+        </w:rPr>
+      </w:pPr>
+      <w:r>
+        <w:rPr>
+          <w:rFonts w:asciiTheme="minorHAnsi" w:hAnsiTheme="minorHAnsi" w:cstheme="minorHAnsi"/>
+          <w:sz w:val="22"/>
+          <w:szCs w:val="22"/>
+        </w:rPr>
+        <w:lastRenderedPageBreak/>
+        <w:drawing>
+          <wp:anchor distT="0" distB="0" distL="114300" distR="114300" simplePos="0" relativeHeight="251658240" behindDoc="0" locked="0" layoutInCell="1" allowOverlap="1" wp14:anchorId="432B1ECC" wp14:editId="031CC4CE">
+            <wp:simplePos x="0" y="0"/>
+            <wp:positionH relativeFrom="margin">
+              <wp:align>right</wp:align>
+            </wp:positionH>
+            <wp:positionV relativeFrom="paragraph">
+              <wp:posOffset>0</wp:posOffset>
+            </wp:positionV>
+            <wp:extent cx="6388735" cy="8202930"/>
+            <wp:effectExtent l="0" t="0" r="0" b="7620"/>
+            <wp:wrapThrough wrapText="bothSides">
+              <wp:wrapPolygon edited="0">
+                <wp:start x="0" y="0"/>
+                <wp:lineTo x="0" y="21570"/>
+                <wp:lineTo x="21512" y="21570"/>
+                <wp:lineTo x="21512" y="0"/>
+                <wp:lineTo x="0" y="0"/>
+              </wp:wrapPolygon>
+            </wp:wrapThrough>
+            <wp:docPr id="1856225995" name="Picture 1"/>
+            <wp:cNvGraphicFramePr>
+              <a:graphicFrameLocks xmlns:a="http://schemas.openxmlformats.org/drawingml/2006/main" noChangeAspect="1"/>
+            </wp:cNvGraphicFramePr>
+            <a:graphic xmlns:a="http://schemas.openxmlformats.org/drawingml/2006/main">
+              <a:graphicData uri="http://schemas.openxmlformats.org/drawingml/2006/picture">
+                <pic:pic xmlns:pic="http://schemas.openxmlformats.org/drawingml/2006/picture">
+                  <pic:nvPicPr>
+                    <pic:cNvPr id="1856225995" name=""/>
+                    <pic:cNvPicPr/>
+                  </pic:nvPicPr>
+                  <pic:blipFill>
+                    <a:blip r:embed="rId6">
+                      <a:extLst>
+                        <a:ext uri="{28A0092B-C50C-407E-A947-70E740481C1C}">
+                          <a14:useLocalDpi xmlns:a14="http://schemas.microsoft.com/office/drawing/2010/main" val="0"/>
+                        </a:ext>
+                      </a:extLst>
+                    </a:blip>
+                    <a:stretch>
+                      <a:fillRect/>
+                    </a:stretch>
+                  </pic:blipFill>
+                  <pic:spPr>
+                    <a:xfrm>
+                      <a:off x="0" y="0"/>
+                      <a:ext cx="6388735" cy="8202930"/>
+                    </a:xfrm>
+                    <a:prstGeom prst="rect">
+                      <a:avLst/>
+                    </a:prstGeom>
+                  </pic:spPr>
+                </pic:pic>
+              </a:graphicData>
+            </a:graphic>
+            <wp14:sizeRelH relativeFrom="margin">
+              <wp14:pctWidth>0</wp14:pctWidth>
+            </wp14:sizeRelH>
+            <wp14:sizeRelV relativeFrom="margin">
+              <wp14:pctHeight>0</wp14:pctHeight>
+            </wp14:sizeRelV>
+          </wp:anchor>
+        </w:drawing>
+      </w:r>
+    </w:p>
+    <w:p>
+      <w:pPr>
+        <w:pStyle w:val="whitespace-normal"/>
+        <w:rPr>
+          <w:rFonts w:asciiTheme="minorHAnsi" w:hAnsiTheme="minorHAnsi" w:cstheme="minorHAnsi"/>
+          <w:sz w:val="22"/>
+          <w:szCs w:val="22"/>
+        </w:rPr>
+      </w:pPr>
+      <w:r>
+        <w:rPr>
+          <w:rFonts w:asciiTheme="minorHAnsi" w:hAnsiTheme="minorHAnsi" w:cstheme="minorHAnsi"/>
+          <w:sz w:val="22"/>
+          <w:szCs w:val="22"/>
+        </w:rPr>
+        <w:lastRenderedPageBreak/>
+        <w:t>12. Key Design Decision</w:t>
+      </w:r>
+    </w:p>
+    <w:p>
+      <w:pPr>
+        <w:pStyle w:val="whitespace-normal"/>
+        <w:rPr>
+          <w:rFonts w:asciiTheme="minorHAnsi" w:hAnsiTheme="minorHAnsi" w:cstheme="minorHAnsi"/>
+          <w:sz w:val="22"/>
+          <w:szCs w:val="22"/>
+        </w:rPr>
+      </w:pPr>
+      <w:r>
+        <w:rPr>
+          <w:rFonts w:asciiTheme="minorHAnsi" w:hAnsiTheme="minorHAnsi" w:cstheme="minorHAnsi"/>
+          <w:sz w:val="22"/>
+          <w:szCs w:val="22"/>
+        </w:rPr>
+        <w:t>12.1 Weighted Scoring over Strict Threshold</w:t>
+      </w:r>
+    </w:p>
+    <w:p>
+      <w:pPr>
+        <w:pStyle w:val="whitespace-normal"/>
+        <w:rPr>
+          <w:rFonts w:asciiTheme="minorHAnsi" w:hAnsiTheme="minorHAnsi" w:cstheme="minorHAnsi"/>
+          <w:sz w:val="22"/>
+          <w:szCs w:val="22"/>
+        </w:rPr>
+      </w:pPr>
+      <w:r>
+        <w:rPr>
+          <w:rFonts w:asciiTheme="minorHAnsi" w:hAnsiTheme="minorHAnsi" w:cstheme="minorHAnsi"/>
+          <w:sz w:val="22"/>
+          <w:szCs w:val="22"/>
+        </w:rPr>
+        <w:t>The original system matched a user's GitHub and base CV skills directly against a job's required skills using a strict 70% threshold. Any job below that threshold was discarded regardless of other factors. This produced low return — a high volume of jobs fetched but very few passed the filter.</w:t>
+      </w:r>
+    </w:p>
+    <w:p>
+      <w:pPr>
+        <w:pStyle w:val="whitespace-normal"/>
+        <w:rPr>
+          <w:rFonts w:asciiTheme="minorHAnsi" w:hAnsiTheme="minorHAnsi" w:cstheme="minorHAnsi"/>
+          <w:sz w:val="22"/>
+          <w:szCs w:val="22"/>
+        </w:rPr>
+      </w:pPr>
+      <w:r>
+        <w:rPr>
+          <w:rFonts w:asciiTheme="minorHAnsi" w:hAnsiTheme="minorHAnsi" w:cstheme="minorHAnsi"/>
+          <w:sz w:val="22"/>
+          <w:szCs w:val="22"/>
+        </w:rPr>
+        <w:t>The system was replaced with a weighted multi-dimension scoring engine that evaluates each job across 6 dimensions: skills, title alignment, experience level, location, job freshness, and company preference. Each dimension carries a different weight reflecting its importance, with skills weighted heaviest at 35 points.</w:t>
+      </w:r>
+    </w:p>
+    <w:p>
+      <w:pPr>
+        <w:pStyle w:val="whitespace-normal"/>
+        <w:rPr>
+          <w:rFonts w:asciiTheme="minorHAnsi" w:hAnsiTheme="minorHAnsi" w:cstheme="minorHAnsi"/>
+          <w:sz w:val="22"/>
+          <w:szCs w:val="22"/>
+        </w:rPr>
+      </w:pPr>
+      <w:r>
+        <w:rPr>
+          <w:rFonts w:asciiTheme="minorHAnsi" w:hAnsiTheme="minorHAnsi" w:cstheme="minorHAnsi"/>
+          <w:sz w:val="22"/>
+          <w:szCs w:val="22"/>
+        </w:rPr>
+        <w:t>Once the rule-based dimensions are scored, the result is passed to Anthropic Claude as a pre-score. Claude evaluates the job description against the user's skills semantically — meaning it understands that Node.js implies Express familiarity, that React and React.js are the same technology, and awards partial credit for transferable skills that exact keyword matching would miss. Claude returns a semantic skill score (0–5) and an overall fit score (0–100).</w:t>
+      </w:r>
+    </w:p>
+    <w:p>
+      <w:pPr>
+        <w:pStyle w:val="whitespace-normal"/>
+        <w:rPr>
+          <w:rFonts w:asciiTheme="minorHAnsi" w:hAnsiTheme="minorHAnsi" w:cstheme="minorHAnsi"/>
+          <w:sz w:val="22"/>
+          <w:szCs w:val="22"/>
+        </w:rPr>
+      </w:pPr>
+      <w:r>
+        <w:rPr>
+          <w:rFonts w:asciiTheme="minorHAnsi" w:hAnsiTheme="minorHAnsi" w:cstheme="minorHAnsi"/>
+          <w:sz w:val="22"/>
+          <w:szCs w:val="22"/>
+        </w:rPr>
+        <w:t>The final score is calculated as:</w:t>
+      </w:r>
+    </w:p>
+    <w:p>
+      <w:pPr>
+        <w:pStyle w:val="whitespace-normal"/>
+        <w:rPr>
+          <w:rFonts w:asciiTheme="minorHAnsi" w:hAnsiTheme="minorHAnsi" w:cstheme="minorHAnsi"/>
+          <w:sz w:val="22"/>
+          <w:szCs w:val="22"/>
+        </w:rPr>
+      </w:pPr>
+      <w:r>
+        <w:rPr>
+          <w:rFonts w:asciiTheme="minorHAnsi" w:hAnsiTheme="minorHAnsi" w:cstheme="minorHAnsi"/>
+          <w:b/>
+          <w:bCs/>
+          <w:sz w:val="22"/>
+          <w:szCs w:val="22"/>
+        </w:rPr>
+        <w:t>Final Score = (Rule-based Score × 70%) + (Claude Overall Score × 30%)</w:t>
+      </w:r>
+    </w:p>
+    <w:p>
+      <w:pPr>
+        <w:pStyle w:val="whitespace-normal"/>
+        <w:rPr>
+          <w:rFonts w:asciiTheme="minorHAnsi" w:hAnsiTheme="minorHAnsi" w:cstheme="minorHAnsi"/>
+          <w:sz w:val="22"/>
+          <w:szCs w:val="22"/>
+        </w:rPr>
+      </w:pPr>
+      <w:r>
+        <w:rPr>
+          <w:rFonts w:asciiTheme="minorHAnsi" w:hAnsiTheme="minorHAnsi" w:cstheme="minorHAnsi"/>
+          <w:sz w:val="22"/>
+          <w:szCs w:val="22"/>
+        </w:rPr>
+        <w:t>The 70/30 split ensures the rule-based system always anchors the result — Claude can adjust the score up or down based on semantic understanding but cannot override a clearly poor match. If Claude's API is unavailable, the system falls back to rule-based scoring only and continues operating without interruption.</w:t>
+      </w:r>
+    </w:p>
+    <w:p>
+      <w:pPr>
+        <w:pStyle w:val="whitespace-normal"/>
+        <w:rPr>
+          <w:rFonts w:asciiTheme="minorHAnsi" w:hAnsiTheme="minorHAnsi" w:cstheme="minorHAnsi"/>
+          <w:sz w:val="22"/>
+          <w:szCs w:val="22"/>
+        </w:rPr>
+      </w:pPr>
+      <w:r>
+        <w:rPr>
+          <w:rFonts w:asciiTheme="minorHAnsi" w:hAnsiTheme="minorHAnsi" w:cstheme="minorHAnsi"/>
+          <w:sz w:val="22"/>
+          <w:szCs w:val="22"/>
+        </w:rPr>
+        <w:t xml:space="preserve">12.2 </w:t>
+      </w:r>
+      <w:proofErr w:type="spellStart"/>
+      <w:r>
+        <w:rPr>
+          <w:rFonts w:asciiTheme="minorHAnsi" w:hAnsiTheme="minorHAnsi" w:cstheme="minorHAnsi"/>
+          <w:sz w:val="22"/>
+          <w:szCs w:val="22"/>
+        </w:rPr>
+        <w:t>Jsearch</w:t>
+      </w:r>
+      <w:proofErr w:type="spellEnd"/>
+      <w:r>
+        <w:rPr>
+          <w:rFonts w:asciiTheme="minorHAnsi" w:hAnsiTheme="minorHAnsi" w:cstheme="minorHAnsi"/>
+          <w:sz w:val="22"/>
+          <w:szCs w:val="22"/>
+        </w:rPr>
+        <w:t xml:space="preserve"> over multiple free </w:t>
+      </w:r>
+      <w:proofErr w:type="spellStart"/>
+      <w:r>
+        <w:rPr>
+          <w:rFonts w:asciiTheme="minorHAnsi" w:hAnsiTheme="minorHAnsi" w:cstheme="minorHAnsi"/>
+          <w:sz w:val="22"/>
+          <w:szCs w:val="22"/>
+        </w:rPr>
+        <w:t>api</w:t>
+      </w:r>
+      <w:proofErr w:type="spellEnd"/>
+    </w:p>
+    <w:p>
+      <w:pPr>
+        <w:pStyle w:val="whitespace-normal"/>
+        <w:rPr>
+          <w:rFonts w:asciiTheme="minorHAnsi" w:hAnsiTheme="minorHAnsi" w:cstheme="minorHAnsi"/>
+          <w:sz w:val="22"/>
+          <w:szCs w:val="22"/>
+        </w:rPr>
+      </w:pPr>
+      <w:r>
+        <w:rPr>
+          <w:rFonts w:asciiTheme="minorHAnsi" w:hAnsiTheme="minorHAnsi" w:cstheme="minorHAnsi"/>
+          <w:sz w:val="22"/>
+          <w:szCs w:val="22"/>
+        </w:rPr>
+        <w:t xml:space="preserve">Before we used Indeed RSS, </w:t>
+      </w:r>
+      <w:proofErr w:type="spellStart"/>
+      <w:r>
+        <w:rPr>
+          <w:rFonts w:asciiTheme="minorHAnsi" w:hAnsiTheme="minorHAnsi" w:cstheme="minorHAnsi"/>
+          <w:sz w:val="22"/>
+          <w:szCs w:val="22"/>
+        </w:rPr>
+        <w:t>Jooble</w:t>
+      </w:r>
+      <w:proofErr w:type="spellEnd"/>
+      <w:r>
+        <w:rPr>
+          <w:rFonts w:asciiTheme="minorHAnsi" w:hAnsiTheme="minorHAnsi" w:cstheme="minorHAnsi"/>
+          <w:sz w:val="22"/>
+          <w:szCs w:val="22"/>
+        </w:rPr>
+        <w:t xml:space="preserve">, </w:t>
+      </w:r>
+      <w:proofErr w:type="spellStart"/>
+      <w:r>
+        <w:rPr>
+          <w:rFonts w:asciiTheme="minorHAnsi" w:hAnsiTheme="minorHAnsi" w:cstheme="minorHAnsi"/>
+          <w:sz w:val="22"/>
+          <w:szCs w:val="22"/>
+        </w:rPr>
+        <w:t>JobBank</w:t>
+      </w:r>
+      <w:proofErr w:type="spellEnd"/>
+      <w:r>
+        <w:rPr>
+          <w:rFonts w:asciiTheme="minorHAnsi" w:hAnsiTheme="minorHAnsi" w:cstheme="minorHAnsi"/>
+          <w:sz w:val="22"/>
+          <w:szCs w:val="22"/>
+        </w:rPr>
+        <w:t xml:space="preserve"> and </w:t>
+      </w:r>
+      <w:proofErr w:type="spellStart"/>
+      <w:r>
+        <w:rPr>
+          <w:rFonts w:asciiTheme="minorHAnsi" w:hAnsiTheme="minorHAnsi" w:cstheme="minorHAnsi"/>
+          <w:sz w:val="22"/>
+          <w:szCs w:val="22"/>
+        </w:rPr>
+        <w:t>ArbeitNow</w:t>
+      </w:r>
+      <w:proofErr w:type="spellEnd"/>
+      <w:r>
+        <w:rPr>
+          <w:rFonts w:asciiTheme="minorHAnsi" w:hAnsiTheme="minorHAnsi" w:cstheme="minorHAnsi"/>
+          <w:sz w:val="22"/>
+          <w:szCs w:val="22"/>
+        </w:rPr>
+        <w:t xml:space="preserve"> which were either blocking the </w:t>
+      </w:r>
+      <w:proofErr w:type="spellStart"/>
+      <w:r>
+        <w:rPr>
+          <w:rFonts w:asciiTheme="minorHAnsi" w:hAnsiTheme="minorHAnsi" w:cstheme="minorHAnsi"/>
+          <w:sz w:val="22"/>
+          <w:szCs w:val="22"/>
+        </w:rPr>
+        <w:t>api</w:t>
+      </w:r>
+      <w:proofErr w:type="spellEnd"/>
+      <w:r>
+        <w:rPr>
+          <w:rFonts w:asciiTheme="minorHAnsi" w:hAnsiTheme="minorHAnsi" w:cstheme="minorHAnsi"/>
+          <w:sz w:val="22"/>
+          <w:szCs w:val="22"/>
+        </w:rPr>
+        <w:t xml:space="preserve"> or were not giving better coverage. Hence, we opted for </w:t>
+      </w:r>
+      <w:proofErr w:type="spellStart"/>
+      <w:r>
+        <w:rPr>
+          <w:rFonts w:asciiTheme="minorHAnsi" w:hAnsiTheme="minorHAnsi" w:cstheme="minorHAnsi"/>
+          <w:sz w:val="22"/>
+          <w:szCs w:val="22"/>
+        </w:rPr>
+        <w:t>OpenWebNinja</w:t>
+      </w:r>
+      <w:proofErr w:type="spellEnd"/>
+      <w:r>
+        <w:rPr>
+          <w:rFonts w:asciiTheme="minorHAnsi" w:hAnsiTheme="minorHAnsi" w:cstheme="minorHAnsi"/>
+          <w:sz w:val="22"/>
+          <w:szCs w:val="22"/>
+        </w:rPr>
+        <w:t xml:space="preserve"> which </w:t>
+      </w:r>
+      <w:r>
+        <w:rPr>
+          <w:rFonts w:asciiTheme="minorHAnsi" w:hAnsiTheme="minorHAnsi" w:cstheme="minorHAnsi"/>
+          <w:sz w:val="22"/>
+          <w:szCs w:val="22"/>
+        </w:rPr>
+        <w:t>aggregates</w:t>
+      </w:r>
+      <w:r>
+        <w:rPr>
+          <w:rFonts w:asciiTheme="minorHAnsi" w:hAnsiTheme="minorHAnsi" w:cstheme="minorHAnsi"/>
+          <w:sz w:val="22"/>
+          <w:szCs w:val="22"/>
+        </w:rPr>
+        <w:t xml:space="preserve"> job posting from </w:t>
+      </w:r>
+      <w:proofErr w:type="spellStart"/>
+      <w:r>
+        <w:rPr>
+          <w:rFonts w:asciiTheme="minorHAnsi" w:hAnsiTheme="minorHAnsi" w:cstheme="minorHAnsi"/>
+          <w:sz w:val="22"/>
+          <w:szCs w:val="22"/>
+        </w:rPr>
+        <w:t>linkedin</w:t>
+      </w:r>
+      <w:proofErr w:type="spellEnd"/>
+      <w:r>
+        <w:rPr>
+          <w:rFonts w:asciiTheme="minorHAnsi" w:hAnsiTheme="minorHAnsi" w:cstheme="minorHAnsi"/>
+          <w:sz w:val="22"/>
+          <w:szCs w:val="22"/>
+        </w:rPr>
+        <w:t xml:space="preserve">, indeed, </w:t>
+      </w:r>
+      <w:proofErr w:type="spellStart"/>
+      <w:r>
+        <w:rPr>
+          <w:rFonts w:asciiTheme="minorHAnsi" w:hAnsiTheme="minorHAnsi" w:cstheme="minorHAnsi"/>
+          <w:sz w:val="22"/>
+          <w:szCs w:val="22"/>
+        </w:rPr>
+        <w:t>glassdoors</w:t>
+      </w:r>
+      <w:proofErr w:type="spellEnd"/>
+      <w:r>
+        <w:rPr>
+          <w:rFonts w:asciiTheme="minorHAnsi" w:hAnsiTheme="minorHAnsi" w:cstheme="minorHAnsi"/>
+          <w:sz w:val="22"/>
+          <w:szCs w:val="22"/>
+        </w:rPr>
+        <w:t xml:space="preserve"> and google jobs in real time which are one of the largest job aggregators.</w:t>
+      </w:r>
+    </w:p>
+    <w:p>
+      <w:pPr>
+        <w:pStyle w:val="whitespace-normal"/>
+        <w:rPr>
+          <w:rFonts w:asciiTheme="minorHAnsi" w:hAnsiTheme="minorHAnsi" w:cstheme="minorHAnsi"/>
+          <w:sz w:val="22"/>
+          <w:szCs w:val="22"/>
+        </w:rPr>
+      </w:pPr>
+      <w:r>
+        <w:rPr>
+          <w:rFonts w:asciiTheme="minorHAnsi" w:hAnsiTheme="minorHAnsi" w:cstheme="minorHAnsi"/>
+          <w:sz w:val="22"/>
+          <w:szCs w:val="22"/>
+        </w:rPr>
+        <w:t>12.3 Two-Pass PDF System</w:t>
+      </w:r>
+    </w:p>
+    <w:p>
+      <w:pPr>
+        <w:pStyle w:val="whitespace-normal"/>
+        <w:rPr>
+          <w:rFonts w:asciiTheme="minorHAnsi" w:hAnsiTheme="minorHAnsi" w:cstheme="minorHAnsi"/>
+          <w:sz w:val="22"/>
+          <w:szCs w:val="22"/>
+        </w:rPr>
+      </w:pPr>
+      <w:r>
+        <w:rPr>
+          <w:rFonts w:asciiTheme="minorHAnsi" w:hAnsiTheme="minorHAnsi" w:cstheme="minorHAnsi"/>
+          <w:sz w:val="22"/>
+          <w:szCs w:val="22"/>
+        </w:rPr>
+        <w:t xml:space="preserve">The resume generator runs Anthropic in two passes. The first pass generates the content. The second pass measures how much of the page is filled and either trims or expands the bullets to hit exactly one page. This ensures a clean professional output </w:t>
+      </w:r>
+      <w:proofErr w:type="spellStart"/>
+      <w:r>
+        <w:rPr>
+          <w:rFonts w:asciiTheme="minorHAnsi" w:hAnsiTheme="minorHAnsi" w:cstheme="minorHAnsi"/>
+          <w:sz w:val="22"/>
+          <w:szCs w:val="22"/>
+        </w:rPr>
+        <w:t>everytime</w:t>
+      </w:r>
+      <w:proofErr w:type="spellEnd"/>
+      <w:r>
+        <w:rPr>
+          <w:rFonts w:asciiTheme="minorHAnsi" w:hAnsiTheme="minorHAnsi" w:cstheme="minorHAnsi"/>
+          <w:sz w:val="22"/>
+          <w:szCs w:val="22"/>
+        </w:rPr>
+        <w:t xml:space="preserve"> without manual editing though it does cost little </w:t>
+      </w:r>
+      <w:proofErr w:type="spellStart"/>
+      <w:r>
+        <w:rPr>
+          <w:rFonts w:asciiTheme="minorHAnsi" w:hAnsiTheme="minorHAnsi" w:cstheme="minorHAnsi"/>
+          <w:sz w:val="22"/>
+          <w:szCs w:val="22"/>
+        </w:rPr>
+        <w:t>api</w:t>
+      </w:r>
+      <w:proofErr w:type="spellEnd"/>
+      <w:r>
+        <w:rPr>
+          <w:rFonts w:asciiTheme="minorHAnsi" w:hAnsiTheme="minorHAnsi" w:cstheme="minorHAnsi"/>
+          <w:sz w:val="22"/>
+          <w:szCs w:val="22"/>
+        </w:rPr>
+        <w:t xml:space="preserve"> credits.</w:t>
+      </w:r>
+    </w:p>
+    <w:p>
+      <w:pPr>
+        <w:pStyle w:val="whitespace-normal"/>
+        <w:rPr>
+          <w:rFonts w:asciiTheme="minorHAnsi" w:hAnsiTheme="minorHAnsi" w:cstheme="minorHAnsi"/>
+          <w:sz w:val="22"/>
+          <w:szCs w:val="22"/>
+        </w:rPr>
+      </w:pPr>
+      <w:r>
+        <w:rPr>
+          <w:rFonts w:asciiTheme="minorHAnsi" w:hAnsiTheme="minorHAnsi" w:cstheme="minorHAnsi"/>
+          <w:sz w:val="22"/>
+          <w:szCs w:val="22"/>
+        </w:rPr>
+        <w:t>12.4 SSE for Live Pipeline Progress</w:t>
+      </w:r>
+    </w:p>
+    <w:p>
+      <w:pPr>
+        <w:pStyle w:val="whitespace-normal"/>
+        <w:rPr>
+          <w:rFonts w:asciiTheme="minorHAnsi" w:hAnsiTheme="minorHAnsi" w:cstheme="minorHAnsi"/>
+          <w:sz w:val="22"/>
+          <w:szCs w:val="22"/>
+        </w:rPr>
+      </w:pPr>
+      <w:r>
+        <w:rPr>
+          <w:rFonts w:asciiTheme="minorHAnsi" w:hAnsiTheme="minorHAnsi" w:cstheme="minorHAnsi"/>
+          <w:sz w:val="22"/>
+          <w:szCs w:val="22"/>
+        </w:rPr>
+        <w:t xml:space="preserve">Instead of making the user wait for the pipeline to finish with no </w:t>
+      </w:r>
+      <w:proofErr w:type="gramStart"/>
+      <w:r>
+        <w:rPr>
+          <w:rFonts w:asciiTheme="minorHAnsi" w:hAnsiTheme="minorHAnsi" w:cstheme="minorHAnsi"/>
+          <w:sz w:val="22"/>
+          <w:szCs w:val="22"/>
+        </w:rPr>
+        <w:t>feedback,  Server</w:t>
+      </w:r>
+      <w:proofErr w:type="gramEnd"/>
+      <w:r>
+        <w:rPr>
+          <w:rFonts w:asciiTheme="minorHAnsi" w:hAnsiTheme="minorHAnsi" w:cstheme="minorHAnsi"/>
+          <w:sz w:val="22"/>
+          <w:szCs w:val="22"/>
+        </w:rPr>
+        <w:t>-Sent Events stream live progress to the dashboard as each stage completes like fetch, match, apply so the user sees jobs being processed in real time.</w:t>
+      </w:r>
+    </w:p>
+    <w:p>
+      <w:pPr>
+        <w:pStyle w:val="whitespace-normal"/>
+        <w:rPr>
+          <w:rFonts w:asciiTheme="minorHAnsi" w:hAnsiTheme="minorHAnsi" w:cstheme="minorHAnsi"/>
+          <w:sz w:val="22"/>
+          <w:szCs w:val="22"/>
+        </w:rPr>
+      </w:pPr>
+      <w:r>
+        <w:rPr>
+          <w:rFonts w:asciiTheme="minorHAnsi" w:hAnsiTheme="minorHAnsi" w:cstheme="minorHAnsi"/>
+          <w:sz w:val="22"/>
+          <w:szCs w:val="22"/>
+        </w:rPr>
+        <w:lastRenderedPageBreak/>
+        <w:t>12.5 Redis Retry Queue</w:t>
+      </w:r>
+    </w:p>
+    <w:p>
+      <w:pPr>
+        <w:pStyle w:val="whitespace-normal"/>
+        <w:rPr>
+          <w:rFonts w:asciiTheme="minorHAnsi" w:hAnsiTheme="minorHAnsi" w:cstheme="minorHAnsi"/>
+          <w:sz w:val="22"/>
+          <w:szCs w:val="22"/>
+        </w:rPr>
+      </w:pPr>
+      <w:r>
+        <w:rPr>
+          <w:rFonts w:asciiTheme="minorHAnsi" w:hAnsiTheme="minorHAnsi" w:cstheme="minorHAnsi"/>
+          <w:sz w:val="22"/>
+          <w:szCs w:val="22"/>
+        </w:rPr>
+        <w:t>Failed applications are not lost. They are pushed to a Redis queue and retries up to 6 times automatically. Only after 6 failures is an application permanently marked as failed. This handles temporary network errors and site downtime without losing applications.</w:t>
+      </w:r>
+    </w:p>
+    <w:p>
+      <w:pPr>
+        <w:pStyle w:val="whitespace-normal"/>
+        <w:rPr>
+          <w:rFonts w:asciiTheme="minorHAnsi" w:hAnsiTheme="minorHAnsi" w:cstheme="minorHAnsi"/>
+          <w:sz w:val="22"/>
+          <w:szCs w:val="22"/>
+        </w:rPr>
+      </w:pPr>
+      <w:r>
+        <w:rPr>
+          <w:rFonts w:asciiTheme="minorHAnsi" w:hAnsiTheme="minorHAnsi" w:cstheme="minorHAnsi"/>
+          <w:sz w:val="22"/>
+          <w:szCs w:val="22"/>
+        </w:rPr>
+        <w:t xml:space="preserve">12.6 Separate JWT Secrets </w:t>
+      </w:r>
+    </w:p>
+    <w:p>
+      <w:pPr>
+        <w:pStyle w:val="whitespace-normal"/>
+        <w:rPr>
+          <w:rFonts w:asciiTheme="minorHAnsi" w:hAnsiTheme="minorHAnsi" w:cstheme="minorHAnsi"/>
+          <w:sz w:val="22"/>
+          <w:szCs w:val="22"/>
+        </w:rPr>
+      </w:pPr>
+      <w:r>
+        <w:rPr>
+          <w:rFonts w:asciiTheme="minorHAnsi" w:hAnsiTheme="minorHAnsi" w:cstheme="minorHAnsi"/>
+          <w:sz w:val="22"/>
+          <w:szCs w:val="22"/>
+        </w:rPr>
+        <w:t>Access Tokens and refresh tokens use different secrets. This means a compromised access token cannot be used to forge a refresh token, keeping long-lived sessions secure.</w:t>
+      </w:r>
+    </w:p>
+    <w:p>
+      <w:pPr>
+        <w:pStyle w:val="whitespace-normal"/>
+        <w:rPr>
+          <w:rFonts w:asciiTheme="minorHAnsi" w:hAnsiTheme="minorHAnsi" w:cstheme="minorHAnsi"/>
+          <w:sz w:val="22"/>
+          <w:szCs w:val="22"/>
+        </w:rPr>
+      </w:pPr>
+      <w:r>
+        <w:rPr>
+          <w:rFonts w:asciiTheme="minorHAnsi" w:hAnsiTheme="minorHAnsi" w:cstheme="minorHAnsi"/>
+          <w:sz w:val="22"/>
+          <w:szCs w:val="22"/>
+        </w:rPr>
+        <w:t>12.7 Semi-Automated Playwright</w:t>
+      </w:r>
+    </w:p>
+    <w:p>
+      <w:pPr>
+        <w:pStyle w:val="whitespace-normal"/>
+        <w:rPr>
+          <w:rFonts w:asciiTheme="minorHAnsi" w:hAnsiTheme="minorHAnsi" w:cstheme="minorHAnsi"/>
+          <w:sz w:val="22"/>
+          <w:szCs w:val="22"/>
+        </w:rPr>
+      </w:pPr>
+      <w:r>
+        <w:rPr>
+          <w:rFonts w:asciiTheme="minorHAnsi" w:hAnsiTheme="minorHAnsi" w:cstheme="minorHAnsi"/>
+          <w:sz w:val="22"/>
+          <w:szCs w:val="22"/>
+        </w:rPr>
+        <w:t xml:space="preserve">Fully automated applying is not possible on most jobsites due to CAPTCHAs, login wall, bot detection and ATS platforms. </w:t>
+      </w:r>
+      <w:r>
+        <w:rPr>
+          <w:rFonts w:asciiTheme="minorHAnsi" w:hAnsiTheme="minorHAnsi" w:cstheme="minorHAnsi"/>
+          <w:sz w:val="22"/>
+          <w:szCs w:val="22"/>
+        </w:rPr>
+        <w:t xml:space="preserve">Semi automated means if it doesn’t detect anything it will apply but if </w:t>
+      </w:r>
+      <w:proofErr w:type="gramStart"/>
+      <w:r>
+        <w:rPr>
+          <w:rFonts w:asciiTheme="minorHAnsi" w:hAnsiTheme="minorHAnsi" w:cstheme="minorHAnsi"/>
+          <w:sz w:val="22"/>
+          <w:szCs w:val="22"/>
+        </w:rPr>
+        <w:t>not</w:t>
+      </w:r>
+      <w:proofErr w:type="gramEnd"/>
+      <w:r>
+        <w:rPr>
+          <w:rFonts w:asciiTheme="minorHAnsi" w:hAnsiTheme="minorHAnsi" w:cstheme="minorHAnsi"/>
+          <w:sz w:val="22"/>
+          <w:szCs w:val="22"/>
+        </w:rPr>
+        <w:t xml:space="preserve"> it will flag them as manual required send </w:t>
+      </w:r>
+      <w:proofErr w:type="gramStart"/>
+      <w:r>
+        <w:rPr>
+          <w:rFonts w:asciiTheme="minorHAnsi" w:hAnsiTheme="minorHAnsi" w:cstheme="minorHAnsi"/>
+          <w:sz w:val="22"/>
+          <w:szCs w:val="22"/>
+        </w:rPr>
+        <w:t>a</w:t>
+      </w:r>
+      <w:proofErr w:type="gramEnd"/>
+      <w:r>
+        <w:rPr>
+          <w:rFonts w:asciiTheme="minorHAnsi" w:hAnsiTheme="minorHAnsi" w:cstheme="minorHAnsi"/>
+          <w:sz w:val="22"/>
+          <w:szCs w:val="22"/>
+        </w:rPr>
+        <w:t xml:space="preserve"> email with generated resume and cover letter so the user get’s live feedback on what to apply with and get’s the first advantage.</w:t>
+      </w:r>
+    </w:p>
+    <w:p>
+      <w:pPr>
+        <w:pStyle w:val="whitespace-normal"/>
+        <w:rPr>
+          <w:rFonts w:asciiTheme="minorHAnsi" w:hAnsiTheme="minorHAnsi" w:cstheme="minorHAnsi"/>
+          <w:sz w:val="22"/>
+          <w:szCs w:val="22"/>
+        </w:rPr>
+      </w:pPr>
+      <w:r>
+        <w:rPr>
+          <w:rFonts w:asciiTheme="minorHAnsi" w:hAnsiTheme="minorHAnsi" w:cstheme="minorHAnsi"/>
+          <w:sz w:val="22"/>
+          <w:szCs w:val="22"/>
+        </w:rPr>
+        <w:t>12.8 PostgreSQL Vs. MongoDB</w:t>
+      </w:r>
+    </w:p>
+    <w:p>
+      <w:pPr>
+        <w:pStyle w:val="whitespace-normal"/>
+        <w:rPr>
+          <w:rFonts w:asciiTheme="minorHAnsi" w:hAnsiTheme="minorHAnsi" w:cstheme="minorHAnsi"/>
+          <w:sz w:val="22"/>
+          <w:szCs w:val="22"/>
+        </w:rPr>
+      </w:pPr>
+      <w:r>
+        <w:rPr>
+          <w:rFonts w:asciiTheme="minorHAnsi" w:hAnsiTheme="minorHAnsi" w:cstheme="minorHAnsi"/>
+          <w:sz w:val="22"/>
+          <w:szCs w:val="22"/>
+        </w:rPr>
+        <w:t xml:space="preserve">MongoDB is a document database as it stores in JSON objects with no fixed structure. That works well when our data has no </w:t>
+      </w:r>
+      <w:proofErr w:type="gramStart"/>
+      <w:r>
+        <w:rPr>
+          <w:rFonts w:asciiTheme="minorHAnsi" w:hAnsiTheme="minorHAnsi" w:cstheme="minorHAnsi"/>
+          <w:sz w:val="22"/>
+          <w:szCs w:val="22"/>
+        </w:rPr>
+        <w:t>relationship</w:t>
+      </w:r>
+      <w:proofErr w:type="gramEnd"/>
+      <w:r>
+        <w:rPr>
+          <w:rFonts w:asciiTheme="minorHAnsi" w:hAnsiTheme="minorHAnsi" w:cstheme="minorHAnsi"/>
+          <w:sz w:val="22"/>
+          <w:szCs w:val="22"/>
+        </w:rPr>
+        <w:t xml:space="preserve"> but our data is highly relational.</w:t>
+      </w:r>
+    </w:p>
+    <w:p>
+      <w:pPr>
+        <w:pStyle w:val="whitespace-normal"/>
+        <w:numPr>
+          <w:ilvl w:val="0"/>
+          <w:numId w:val="53"/>
+        </w:numPr>
+        <w:rPr>
+          <w:rFonts w:asciiTheme="minorHAnsi" w:hAnsiTheme="minorHAnsi" w:cstheme="minorHAnsi"/>
+          <w:sz w:val="22"/>
+          <w:szCs w:val="22"/>
+        </w:rPr>
+      </w:pPr>
+      <w:r>
+        <w:rPr>
+          <w:rFonts w:asciiTheme="minorHAnsi" w:hAnsiTheme="minorHAnsi" w:cstheme="minorHAnsi"/>
+          <w:sz w:val="22"/>
+          <w:szCs w:val="22"/>
+        </w:rPr>
+        <w:t>User has resume</w:t>
+      </w:r>
+    </w:p>
+    <w:p>
+      <w:pPr>
+        <w:pStyle w:val="whitespace-normal"/>
+        <w:numPr>
+          <w:ilvl w:val="0"/>
+          <w:numId w:val="53"/>
+        </w:numPr>
+        <w:rPr>
+          <w:rFonts w:asciiTheme="minorHAnsi" w:hAnsiTheme="minorHAnsi" w:cstheme="minorHAnsi"/>
+          <w:sz w:val="22"/>
+          <w:szCs w:val="22"/>
+        </w:rPr>
+      </w:pPr>
+      <w:r>
+        <w:rPr>
+          <w:rFonts w:asciiTheme="minorHAnsi" w:hAnsiTheme="minorHAnsi" w:cstheme="minorHAnsi"/>
+          <w:sz w:val="22"/>
+          <w:szCs w:val="22"/>
+        </w:rPr>
+        <w:t>Resume links to an application</w:t>
+      </w:r>
+    </w:p>
+    <w:p>
+      <w:pPr>
+        <w:pStyle w:val="whitespace-normal"/>
+        <w:numPr>
+          <w:ilvl w:val="0"/>
+          <w:numId w:val="53"/>
+        </w:numPr>
+        <w:rPr>
+          <w:rFonts w:asciiTheme="minorHAnsi" w:hAnsiTheme="minorHAnsi" w:cstheme="minorHAnsi"/>
+          <w:sz w:val="22"/>
+          <w:szCs w:val="22"/>
+        </w:rPr>
+      </w:pPr>
+      <w:r>
+        <w:rPr>
+          <w:rFonts w:asciiTheme="minorHAnsi" w:hAnsiTheme="minorHAnsi" w:cstheme="minorHAnsi"/>
+          <w:sz w:val="22"/>
+          <w:szCs w:val="22"/>
+        </w:rPr>
+        <w:t>Application has links to job</w:t>
+      </w:r>
+    </w:p>
+    <w:p>
+      <w:pPr>
+        <w:pStyle w:val="whitespace-normal"/>
+        <w:numPr>
+          <w:ilvl w:val="0"/>
+          <w:numId w:val="53"/>
+        </w:numPr>
+        <w:rPr>
+          <w:rFonts w:asciiTheme="minorHAnsi" w:hAnsiTheme="minorHAnsi" w:cstheme="minorHAnsi"/>
+          <w:sz w:val="22"/>
+          <w:szCs w:val="22"/>
+        </w:rPr>
+      </w:pPr>
+      <w:r>
+        <w:rPr>
+          <w:rFonts w:asciiTheme="minorHAnsi" w:hAnsiTheme="minorHAnsi" w:cstheme="minorHAnsi"/>
+          <w:sz w:val="22"/>
+          <w:szCs w:val="22"/>
+        </w:rPr>
+        <w:t>Job links to ai resume and cover letter</w:t>
+      </w:r>
+    </w:p>
+    <w:p>
+      <w:pPr>
+        <w:pStyle w:val="whitespace-normal"/>
+        <w:numPr>
+          <w:ilvl w:val="0"/>
+          <w:numId w:val="53"/>
+        </w:numPr>
+        <w:rPr>
+          <w:rFonts w:asciiTheme="minorHAnsi" w:hAnsiTheme="minorHAnsi" w:cstheme="minorHAnsi"/>
+          <w:sz w:val="22"/>
+          <w:szCs w:val="22"/>
+        </w:rPr>
+      </w:pPr>
+      <w:r>
+        <w:rPr>
+          <w:rFonts w:asciiTheme="minorHAnsi" w:hAnsiTheme="minorHAnsi" w:cstheme="minorHAnsi"/>
+          <w:sz w:val="22"/>
+          <w:szCs w:val="22"/>
+        </w:rPr>
+        <w:t xml:space="preserve">Both cover letter and resume link back to job </w:t>
+      </w:r>
+    </w:p>
+    <w:p>
+      <w:pPr>
+        <w:pStyle w:val="whitespace-normal"/>
+        <w:rPr>
+          <w:rFonts w:asciiTheme="minorHAnsi" w:hAnsiTheme="minorHAnsi" w:cstheme="minorHAnsi"/>
+          <w:sz w:val="22"/>
+          <w:szCs w:val="22"/>
+        </w:rPr>
+      </w:pPr>
+      <w:r>
+        <w:rPr>
+          <w:rFonts w:asciiTheme="minorHAnsi" w:hAnsiTheme="minorHAnsi" w:cstheme="minorHAnsi"/>
+          <w:sz w:val="22"/>
+          <w:szCs w:val="22"/>
+        </w:rPr>
+        <w:t xml:space="preserve">If we went with </w:t>
+      </w:r>
+      <w:proofErr w:type="spellStart"/>
+      <w:r>
+        <w:rPr>
+          <w:rFonts w:asciiTheme="minorHAnsi" w:hAnsiTheme="minorHAnsi" w:cstheme="minorHAnsi"/>
+          <w:sz w:val="22"/>
+          <w:szCs w:val="22"/>
+        </w:rPr>
+        <w:t>mongodb</w:t>
+      </w:r>
+      <w:proofErr w:type="spellEnd"/>
+      <w:r>
+        <w:rPr>
+          <w:rFonts w:asciiTheme="minorHAnsi" w:hAnsiTheme="minorHAnsi" w:cstheme="minorHAnsi"/>
+          <w:sz w:val="22"/>
+          <w:szCs w:val="22"/>
+        </w:rPr>
+        <w:t xml:space="preserve"> we’d either end up duplicating data </w:t>
+      </w:r>
+      <w:r>
+        <w:rPr>
+          <w:rFonts w:asciiTheme="minorHAnsi" w:hAnsiTheme="minorHAnsi" w:cstheme="minorHAnsi"/>
+          <w:sz w:val="22"/>
+          <w:szCs w:val="22"/>
+        </w:rPr>
+        <w:t>losing data integrity and making queries slow and complex</w:t>
+      </w:r>
+      <w:r>
+        <w:rPr>
+          <w:rFonts w:asciiTheme="minorHAnsi" w:hAnsiTheme="minorHAnsi" w:cstheme="minorHAnsi"/>
+          <w:sz w:val="22"/>
+          <w:szCs w:val="22"/>
+        </w:rPr>
+        <w:t xml:space="preserve">. PostgreSQL handles all of that natively with foreign keys and </w:t>
+      </w:r>
+      <w:proofErr w:type="spellStart"/>
+      <w:r>
+        <w:rPr>
+          <w:rFonts w:asciiTheme="minorHAnsi" w:hAnsiTheme="minorHAnsi" w:cstheme="minorHAnsi"/>
+          <w:sz w:val="22"/>
+          <w:szCs w:val="22"/>
+        </w:rPr>
+        <w:t>cacade</w:t>
+      </w:r>
+      <w:proofErr w:type="spellEnd"/>
+      <w:r>
+        <w:rPr>
+          <w:rFonts w:asciiTheme="minorHAnsi" w:hAnsiTheme="minorHAnsi" w:cstheme="minorHAnsi"/>
+          <w:sz w:val="22"/>
+          <w:szCs w:val="22"/>
+        </w:rPr>
+        <w:t>, JOIN queries.</w:t>
+      </w:r>
+    </w:p>
+    <w:p>
+      <w:pPr>
+        <w:pStyle w:val="whitespace-normal"/>
+        <w:rPr>
+          <w:rFonts w:asciiTheme="minorHAnsi" w:hAnsiTheme="minorHAnsi" w:cstheme="minorHAnsi"/>
+          <w:sz w:val="22"/>
+          <w:szCs w:val="22"/>
+        </w:rPr>
+      </w:pPr>
+      <w:r>
+        <w:rPr>
+          <w:rFonts w:asciiTheme="minorHAnsi" w:hAnsiTheme="minorHAnsi" w:cstheme="minorHAnsi"/>
+          <w:sz w:val="22"/>
+          <w:szCs w:val="22"/>
+        </w:rPr>
+        <w:t>PostgreSQL was chosen over SQLite and MySQL because SQLite is too lightweight for production</w:t>
+      </w:r>
+      <w:r>
+        <w:rPr>
+          <w:rFonts w:asciiTheme="minorHAnsi" w:hAnsiTheme="minorHAnsi" w:cstheme="minorHAnsi"/>
+          <w:sz w:val="22"/>
+          <w:szCs w:val="22"/>
+        </w:rPr>
+        <w:t>, also</w:t>
+      </w:r>
+      <w:r>
+        <w:rPr>
+          <w:rFonts w:asciiTheme="minorHAnsi" w:hAnsiTheme="minorHAnsi" w:cstheme="minorHAnsi"/>
+          <w:sz w:val="22"/>
+          <w:szCs w:val="22"/>
+        </w:rPr>
+        <w:t xml:space="preserve"> it has no proper </w:t>
+      </w:r>
+      <w:proofErr w:type="spellStart"/>
+      <w:r>
+        <w:rPr>
+          <w:rFonts w:asciiTheme="minorHAnsi" w:hAnsiTheme="minorHAnsi" w:cstheme="minorHAnsi"/>
+          <w:sz w:val="22"/>
+          <w:szCs w:val="22"/>
+        </w:rPr>
+        <w:t>enum</w:t>
+      </w:r>
+      <w:proofErr w:type="spellEnd"/>
+      <w:r>
+        <w:rPr>
+          <w:rFonts w:asciiTheme="minorHAnsi" w:hAnsiTheme="minorHAnsi" w:cstheme="minorHAnsi"/>
+          <w:sz w:val="22"/>
+          <w:szCs w:val="22"/>
+        </w:rPr>
+        <w:t xml:space="preserve"> support. MySQL is viable but PostgreSQL has better native support for array types, UUIDs and </w:t>
+      </w:r>
+      <w:proofErr w:type="spellStart"/>
+      <w:r>
+        <w:rPr>
+          <w:rFonts w:asciiTheme="minorHAnsi" w:hAnsiTheme="minorHAnsi" w:cstheme="minorHAnsi"/>
+          <w:sz w:val="22"/>
+          <w:szCs w:val="22"/>
+        </w:rPr>
+        <w:t>enum</w:t>
+      </w:r>
+      <w:proofErr w:type="spellEnd"/>
+      <w:r>
+        <w:rPr>
+          <w:rFonts w:asciiTheme="minorHAnsi" w:hAnsiTheme="minorHAnsi" w:cstheme="minorHAnsi"/>
+          <w:sz w:val="22"/>
+          <w:szCs w:val="22"/>
+        </w:rPr>
+        <w:t xml:space="preserve"> types which this application uses extensively throughout the schema.</w:t>
+      </w:r>
+    </w:p>
     <w:sectPr>
       <w:pgSz w:w="12240" w:h="15840"/>
       <w:pgMar w:top="1440" w:right="1440" w:bottom="1440" w:left="1440" w:header="708" w:footer="708" w:gutter="0"/>
@@ -13514,6 +14181,119 @@
     </w:lvl>
   </w:abstractNum>
   <w:abstractNum w:abstractNumId="15" w15:restartNumberingAfterBreak="0">
+    <w:nsid w:val="285928E7"/>
+    <w:multiLevelType w:val="hybridMultilevel"/>
+    <w:tmpl w:val="C3E0D9A8"/>
+    <w:lvl w:ilvl="0" w:tplc="10090001">
+      <w:start w:val="1"/>
+      <w:numFmt w:val="bullet"/>
+      <w:lvlText w:val=""/>
+      <w:lvlJc w:val="left"/>
+      <w:pPr>
+        <w:ind w:left="720" w:hanging="360"/>
+      </w:pPr>
+      <w:rPr>
+        <w:rFonts w:ascii="Symbol" w:hAnsi="Symbol" w:hint="default"/>
+      </w:rPr>
+    </w:lvl>
+    <w:lvl w:ilvl="1" w:tplc="10090003" w:tentative="1">
+      <w:start w:val="1"/>
+      <w:numFmt w:val="bullet"/>
+      <w:lvlText w:val="o"/>
+      <w:lvlJc w:val="left"/>
+      <w:pPr>
+        <w:ind w:left="1440" w:hanging="360"/>
+      </w:pPr>
+      <w:rPr>
+        <w:rFonts w:ascii="Courier New" w:hAnsi="Courier New" w:cs="Courier New" w:hint="default"/>
+      </w:rPr>
+    </w:lvl>
+    <w:lvl w:ilvl="2" w:tplc="10090005" w:tentative="1">
+      <w:start w:val="1"/>
+      <w:numFmt w:val="bullet"/>
+      <w:lvlText w:val=""/>
+      <w:lvlJc w:val="left"/>
+      <w:pPr>
+        <w:ind w:left="2160" w:hanging="360"/>
+      </w:pPr>
+      <w:rPr>
+        <w:rFonts w:ascii="Wingdings" w:hAnsi="Wingdings" w:hint="default"/>
+      </w:rPr>
+    </w:lvl>
+    <w:lvl w:ilvl="3" w:tplc="10090001" w:tentative="1">
+      <w:start w:val="1"/>
+      <w:numFmt w:val="bullet"/>
+      <w:lvlText w:val=""/>
+      <w:lvlJc w:val="left"/>
+      <w:pPr>
+        <w:ind w:left="2880" w:hanging="360"/>
+      </w:pPr>
+      <w:rPr>
+        <w:rFonts w:ascii="Symbol" w:hAnsi="Symbol" w:hint="default"/>
+      </w:rPr>
+    </w:lvl>
+    <w:lvl w:ilvl="4" w:tplc="10090003" w:tentative="1">
+      <w:start w:val="1"/>
+      <w:numFmt w:val="bullet"/>
+      <w:lvlText w:val="o"/>
+      <w:lvlJc w:val="left"/>
+      <w:pPr>
+        <w:ind w:left="3600" w:hanging="360"/>
+      </w:pPr>
+      <w:rPr>
+        <w:rFonts w:ascii="Courier New" w:hAnsi="Courier New" w:cs="Courier New" w:hint="default"/>
+      </w:rPr>
+    </w:lvl>
+    <w:lvl w:ilvl="5" w:tplc="10090005" w:tentative="1">
+      <w:start w:val="1"/>
+      <w:numFmt w:val="bullet"/>
+      <w:lvlText w:val=""/>
+      <w:lvlJc w:val="left"/>
+      <w:pPr>
+        <w:ind w:left="4320" w:hanging="360"/>
+      </w:pPr>
+      <w:rPr>
+        <w:rFonts w:ascii="Wingdings" w:hAnsi="Wingdings" w:hint="default"/>
+      </w:rPr>
+    </w:lvl>
+    <w:lvl w:ilvl="6" w:tplc="10090001" w:tentative="1">
+      <w:start w:val="1"/>
+      <w:numFmt w:val="bullet"/>
+      <w:lvlText w:val=""/>
+      <w:lvlJc w:val="left"/>
+      <w:pPr>
+        <w:ind w:left="5040" w:hanging="360"/>
+      </w:pPr>
+      <w:rPr>
+        <w:rFonts w:ascii="Symbol" w:hAnsi="Symbol" w:hint="default"/>
+      </w:rPr>
+    </w:lvl>
+    <w:lvl w:ilvl="7" w:tplc="10090003" w:tentative="1">
+      <w:start w:val="1"/>
+      <w:numFmt w:val="bullet"/>
+      <w:lvlText w:val="o"/>
+      <w:lvlJc w:val="left"/>
+      <w:pPr>
+        <w:ind w:left="5760" w:hanging="360"/>
+      </w:pPr>
+      <w:rPr>
+        <w:rFonts w:ascii="Courier New" w:hAnsi="Courier New" w:cs="Courier New" w:hint="default"/>
+      </w:rPr>
+    </w:lvl>
+    <w:lvl w:ilvl="8" w:tplc="10090005" w:tentative="1">
+      <w:start w:val="1"/>
+      <w:numFmt w:val="bullet"/>
+      <w:lvlText w:val=""/>
+      <w:lvlJc w:val="left"/>
+      <w:pPr>
+        <w:ind w:left="6480" w:hanging="360"/>
+      </w:pPr>
+      <w:rPr>
+        <w:rFonts w:ascii="Wingdings" w:hAnsi="Wingdings" w:hint="default"/>
+      </w:rPr>
+    </w:lvl>
+  </w:abstractNum>
+  <w:abstractNum w:abstractNumId="16" w15:restartNumberingAfterBreak="0">
     <w:nsid w:val="292A7CD3"/>
     <w:multiLevelType w:val="multilevel"/>
     <w:tmpl w:val="F5E6FBCA"/>
@@ -13654,7 +14434,7 @@
       </w:rPr>
     </w:lvl>
   </w:abstractNum>
-  <w:abstractNum w:abstractNumId="16" w15:restartNumberingAfterBreak="0">
+  <w:abstractNum w:abstractNumId="17" w15:restartNumberingAfterBreak="0">
     <w:nsid w:val="2A9C4F83"/>
     <w:multiLevelType w:val="hybridMultilevel"/>
     <w:tmpl w:val="3822C78A"/>
@@ -13740,7 +14520,7 @@
       </w:pPr>
     </w:lvl>
   </w:abstractNum>
-  <w:abstractNum w:abstractNumId="17" w15:restartNumberingAfterBreak="0">
+  <w:abstractNum w:abstractNumId="18" w15:restartNumberingAfterBreak="0">
     <w:nsid w:val="2B9D5262"/>
     <w:multiLevelType w:val="hybridMultilevel"/>
     <w:tmpl w:val="A4B423BE"/>
@@ -13853,7 +14633,7 @@
       </w:rPr>
     </w:lvl>
   </w:abstractNum>
-  <w:abstractNum w:abstractNumId="18" w15:restartNumberingAfterBreak="0">
+  <w:abstractNum w:abstractNumId="19" w15:restartNumberingAfterBreak="0">
     <w:nsid w:val="2DCE7628"/>
     <w:multiLevelType w:val="hybridMultilevel"/>
     <w:tmpl w:val="3C9CB9CE"/>
@@ -13942,7 +14722,7 @@
       </w:pPr>
     </w:lvl>
   </w:abstractNum>
-  <w:abstractNum w:abstractNumId="19" w15:restartNumberingAfterBreak="0">
+  <w:abstractNum w:abstractNumId="20" w15:restartNumberingAfterBreak="0">
     <w:nsid w:val="2FDB1C5C"/>
     <w:multiLevelType w:val="multilevel"/>
     <w:tmpl w:val="F5E6FBCA"/>
@@ -14083,7 +14863,7 @@
       </w:rPr>
     </w:lvl>
   </w:abstractNum>
-  <w:abstractNum w:abstractNumId="20" w15:restartNumberingAfterBreak="0">
+  <w:abstractNum w:abstractNumId="21" w15:restartNumberingAfterBreak="0">
     <w:nsid w:val="38037B5A"/>
     <w:multiLevelType w:val="multilevel"/>
     <w:tmpl w:val="F5E6FBCA"/>
@@ -14224,7 +15004,7 @@
       </w:rPr>
     </w:lvl>
   </w:abstractNum>
-  <w:abstractNum w:abstractNumId="21" w15:restartNumberingAfterBreak="0">
+  <w:abstractNum w:abstractNumId="22" w15:restartNumberingAfterBreak="0">
     <w:nsid w:val="396A5AC0"/>
     <w:multiLevelType w:val="hybridMultilevel"/>
     <w:tmpl w:val="6E9E22BA"/>
@@ -14310,7 +15090,7 @@
       </w:pPr>
     </w:lvl>
   </w:abstractNum>
-  <w:abstractNum w:abstractNumId="22" w15:restartNumberingAfterBreak="0">
+  <w:abstractNum w:abstractNumId="23" w15:restartNumberingAfterBreak="0">
     <w:nsid w:val="39773B75"/>
     <w:multiLevelType w:val="multilevel"/>
     <w:tmpl w:val="F5E6FBCA"/>
@@ -14451,7 +15231,7 @@
       </w:rPr>
     </w:lvl>
   </w:abstractNum>
-  <w:abstractNum w:abstractNumId="23" w15:restartNumberingAfterBreak="0">
+  <w:abstractNum w:abstractNumId="24" w15:restartNumberingAfterBreak="0">
     <w:nsid w:val="3A9D4ABE"/>
     <w:multiLevelType w:val="multilevel"/>
     <w:tmpl w:val="F5E6FBCA"/>
@@ -14592,7 +15372,7 @@
       </w:rPr>
     </w:lvl>
   </w:abstractNum>
-  <w:abstractNum w:abstractNumId="24" w15:restartNumberingAfterBreak="0">
+  <w:abstractNum w:abstractNumId="25" w15:restartNumberingAfterBreak="0">
     <w:nsid w:val="3C7D47EE"/>
     <w:multiLevelType w:val="multilevel"/>
     <w:tmpl w:val="F5E6FBCA"/>
@@ -14733,7 +15513,7 @@
       </w:rPr>
     </w:lvl>
   </w:abstractNum>
-  <w:abstractNum w:abstractNumId="25" w15:restartNumberingAfterBreak="0">
+  <w:abstractNum w:abstractNumId="26" w15:restartNumberingAfterBreak="0">
     <w:nsid w:val="3D5D5DE0"/>
     <w:multiLevelType w:val="multilevel"/>
     <w:tmpl w:val="4C42F060"/>
@@ -14882,7 +15662,7 @@
       </w:rPr>
     </w:lvl>
   </w:abstractNum>
-  <w:abstractNum w:abstractNumId="26" w15:restartNumberingAfterBreak="0">
+  <w:abstractNum w:abstractNumId="27" w15:restartNumberingAfterBreak="0">
     <w:nsid w:val="3ED22C71"/>
     <w:multiLevelType w:val="hybridMultilevel"/>
     <w:tmpl w:val="5664CCA0"/>
@@ -14995,7 +15775,7 @@
       </w:rPr>
     </w:lvl>
   </w:abstractNum>
-  <w:abstractNum w:abstractNumId="27" w15:restartNumberingAfterBreak="0">
+  <w:abstractNum w:abstractNumId="28" w15:restartNumberingAfterBreak="0">
     <w:nsid w:val="40507599"/>
     <w:multiLevelType w:val="multilevel"/>
     <w:tmpl w:val="F5E6FBCA"/>
@@ -15136,7 +15916,7 @@
       </w:rPr>
     </w:lvl>
   </w:abstractNum>
-  <w:abstractNum w:abstractNumId="28" w15:restartNumberingAfterBreak="0">
+  <w:abstractNum w:abstractNumId="29" w15:restartNumberingAfterBreak="0">
     <w:nsid w:val="40EB3754"/>
     <w:multiLevelType w:val="multilevel"/>
     <w:tmpl w:val="F5E6FBCA"/>
@@ -15277,7 +16057,7 @@
       </w:rPr>
     </w:lvl>
   </w:abstractNum>
-  <w:abstractNum w:abstractNumId="29" w15:restartNumberingAfterBreak="0">
+  <w:abstractNum w:abstractNumId="30" w15:restartNumberingAfterBreak="0">
     <w:nsid w:val="42810A0E"/>
     <w:multiLevelType w:val="hybridMultilevel"/>
     <w:tmpl w:val="B29EFF14"/>
@@ -15390,7 +16170,7 @@
       </w:rPr>
     </w:lvl>
   </w:abstractNum>
-  <w:abstractNum w:abstractNumId="30" w15:restartNumberingAfterBreak="0">
+  <w:abstractNum w:abstractNumId="31" w15:restartNumberingAfterBreak="0">
     <w:nsid w:val="43932153"/>
     <w:multiLevelType w:val="hybridMultilevel"/>
     <w:tmpl w:val="5F84AF02"/>
@@ -15503,7 +16283,7 @@
       </w:rPr>
     </w:lvl>
   </w:abstractNum>
-  <w:abstractNum w:abstractNumId="31" w15:restartNumberingAfterBreak="0">
+  <w:abstractNum w:abstractNumId="32" w15:restartNumberingAfterBreak="0">
     <w:nsid w:val="44496497"/>
     <w:multiLevelType w:val="hybridMultilevel"/>
     <w:tmpl w:val="930E20A6"/>
@@ -15589,7 +16369,7 @@
       </w:pPr>
     </w:lvl>
   </w:abstractNum>
-  <w:abstractNum w:abstractNumId="32" w15:restartNumberingAfterBreak="0">
+  <w:abstractNum w:abstractNumId="33" w15:restartNumberingAfterBreak="0">
     <w:nsid w:val="4538277F"/>
     <w:multiLevelType w:val="hybridMultilevel"/>
     <w:tmpl w:val="60E23122"/>
@@ -15702,7 +16482,7 @@
       </w:rPr>
     </w:lvl>
   </w:abstractNum>
-  <w:abstractNum w:abstractNumId="33" w15:restartNumberingAfterBreak="0">
+  <w:abstractNum w:abstractNumId="34" w15:restartNumberingAfterBreak="0">
     <w:nsid w:val="470E233C"/>
     <w:multiLevelType w:val="multilevel"/>
     <w:tmpl w:val="F5E6FBCA"/>
@@ -15843,7 +16623,7 @@
       </w:rPr>
     </w:lvl>
   </w:abstractNum>
-  <w:abstractNum w:abstractNumId="34" w15:restartNumberingAfterBreak="0">
+  <w:abstractNum w:abstractNumId="35" w15:restartNumberingAfterBreak="0">
     <w:nsid w:val="479B4A8A"/>
     <w:multiLevelType w:val="multilevel"/>
     <w:tmpl w:val="F5E6FBCA"/>
@@ -15984,7 +16764,7 @@
       </w:rPr>
     </w:lvl>
   </w:abstractNum>
-  <w:abstractNum w:abstractNumId="35" w15:restartNumberingAfterBreak="0">
+  <w:abstractNum w:abstractNumId="36" w15:restartNumberingAfterBreak="0">
     <w:nsid w:val="496C7311"/>
     <w:multiLevelType w:val="hybridMultilevel"/>
     <w:tmpl w:val="3F68CD28"/>
@@ -16097,7 +16877,7 @@
       </w:rPr>
     </w:lvl>
   </w:abstractNum>
-  <w:abstractNum w:abstractNumId="36" w15:restartNumberingAfterBreak="0">
+  <w:abstractNum w:abstractNumId="37" w15:restartNumberingAfterBreak="0">
     <w:nsid w:val="4BE31B93"/>
     <w:multiLevelType w:val="multilevel"/>
     <w:tmpl w:val="F5E6FBCA"/>
@@ -16238,7 +17018,7 @@
       </w:rPr>
     </w:lvl>
   </w:abstractNum>
-  <w:abstractNum w:abstractNumId="37" w15:restartNumberingAfterBreak="0">
+  <w:abstractNum w:abstractNumId="38" w15:restartNumberingAfterBreak="0">
     <w:nsid w:val="52BF21E1"/>
     <w:multiLevelType w:val="multilevel"/>
     <w:tmpl w:val="F5E6FBCA"/>
@@ -16379,7 +17159,7 @@
       </w:rPr>
     </w:lvl>
   </w:abstractNum>
-  <w:abstractNum w:abstractNumId="38" w15:restartNumberingAfterBreak="0">
+  <w:abstractNum w:abstractNumId="39" w15:restartNumberingAfterBreak="0">
     <w:nsid w:val="54330295"/>
     <w:multiLevelType w:val="multilevel"/>
     <w:tmpl w:val="F5E6FBCA"/>
@@ -16520,7 +17300,7 @@
       </w:rPr>
     </w:lvl>
   </w:abstractNum>
-  <w:abstractNum w:abstractNumId="39" w15:restartNumberingAfterBreak="0">
+  <w:abstractNum w:abstractNumId="40" w15:restartNumberingAfterBreak="0">
     <w:nsid w:val="55BE25D5"/>
     <w:multiLevelType w:val="hybridMultilevel"/>
     <w:tmpl w:val="249483D2"/>
@@ -16633,7 +17413,7 @@
       </w:rPr>
     </w:lvl>
   </w:abstractNum>
-  <w:abstractNum w:abstractNumId="40" w15:restartNumberingAfterBreak="0">
+  <w:abstractNum w:abstractNumId="41" w15:restartNumberingAfterBreak="0">
     <w:nsid w:val="59A25B2C"/>
     <w:multiLevelType w:val="hybridMultilevel"/>
     <w:tmpl w:val="DD06BB38"/>
@@ -16746,7 +17526,7 @@
       </w:rPr>
     </w:lvl>
   </w:abstractNum>
-  <w:abstractNum w:abstractNumId="41" w15:restartNumberingAfterBreak="0">
+  <w:abstractNum w:abstractNumId="42" w15:restartNumberingAfterBreak="0">
     <w:nsid w:val="5A8E4909"/>
     <w:multiLevelType w:val="multilevel"/>
     <w:tmpl w:val="F5E6FBCA"/>
@@ -16887,7 +17667,7 @@
       </w:rPr>
     </w:lvl>
   </w:abstractNum>
-  <w:abstractNum w:abstractNumId="42" w15:restartNumberingAfterBreak="0">
+  <w:abstractNum w:abstractNumId="43" w15:restartNumberingAfterBreak="0">
     <w:nsid w:val="605A179E"/>
     <w:multiLevelType w:val="multilevel"/>
     <w:tmpl w:val="F5E6FBCA"/>
@@ -17028,7 +17808,7 @@
       </w:rPr>
     </w:lvl>
   </w:abstractNum>
-  <w:abstractNum w:abstractNumId="43" w15:restartNumberingAfterBreak="0">
+  <w:abstractNum w:abstractNumId="44" w15:restartNumberingAfterBreak="0">
     <w:nsid w:val="68694318"/>
     <w:multiLevelType w:val="multilevel"/>
     <w:tmpl w:val="F5E6FBCA"/>
@@ -17169,7 +17949,7 @@
       </w:rPr>
     </w:lvl>
   </w:abstractNum>
-  <w:abstractNum w:abstractNumId="44" w15:restartNumberingAfterBreak="0">
+  <w:abstractNum w:abstractNumId="45" w15:restartNumberingAfterBreak="0">
     <w:nsid w:val="6A883199"/>
     <w:multiLevelType w:val="multilevel"/>
     <w:tmpl w:val="2BA0042E"/>
@@ -17290,7 +18070,7 @@
       </w:rPr>
     </w:lvl>
   </w:abstractNum>
-  <w:abstractNum w:abstractNumId="45" w15:restartNumberingAfterBreak="0">
+  <w:abstractNum w:abstractNumId="46" w15:restartNumberingAfterBreak="0">
     <w:nsid w:val="6BD21986"/>
     <w:multiLevelType w:val="hybridMultilevel"/>
     <w:tmpl w:val="A90E1C8C"/>
@@ -17403,7 +18183,7 @@
       </w:rPr>
     </w:lvl>
   </w:abstractNum>
-  <w:abstractNum w:abstractNumId="46" w15:restartNumberingAfterBreak="0">
+  <w:abstractNum w:abstractNumId="47" w15:restartNumberingAfterBreak="0">
     <w:nsid w:val="6D0F3A0A"/>
     <w:multiLevelType w:val="multilevel"/>
     <w:tmpl w:val="F5E6FBCA"/>
@@ -17544,7 +18324,7 @@
       </w:rPr>
     </w:lvl>
   </w:abstractNum>
-  <w:abstractNum w:abstractNumId="47" w15:restartNumberingAfterBreak="0">
+  <w:abstractNum w:abstractNumId="48" w15:restartNumberingAfterBreak="0">
     <w:nsid w:val="700C3A89"/>
     <w:multiLevelType w:val="multilevel"/>
     <w:tmpl w:val="F5E6FBCA"/>
@@ -17685,7 +18465,7 @@
       </w:rPr>
     </w:lvl>
   </w:abstractNum>
-  <w:abstractNum w:abstractNumId="48" w15:restartNumberingAfterBreak="0">
+  <w:abstractNum w:abstractNumId="49" w15:restartNumberingAfterBreak="0">
     <w:nsid w:val="715945DB"/>
     <w:multiLevelType w:val="hybridMultilevel"/>
     <w:tmpl w:val="F81A99D2"/>
@@ -17774,7 +18554,7 @@
       </w:pPr>
     </w:lvl>
   </w:abstractNum>
-  <w:abstractNum w:abstractNumId="49" w15:restartNumberingAfterBreak="0">
+  <w:abstractNum w:abstractNumId="50" w15:restartNumberingAfterBreak="0">
     <w:nsid w:val="71D71D8E"/>
     <w:multiLevelType w:val="hybridMultilevel"/>
     <w:tmpl w:val="A20ACAA4"/>
@@ -17887,7 +18667,7 @@
       </w:rPr>
     </w:lvl>
   </w:abstractNum>
-  <w:abstractNum w:abstractNumId="50" w15:restartNumberingAfterBreak="0">
+  <w:abstractNum w:abstractNumId="51" w15:restartNumberingAfterBreak="0">
     <w:nsid w:val="77B36DAD"/>
     <w:multiLevelType w:val="hybridMultilevel"/>
     <w:tmpl w:val="CF9AE432"/>
@@ -17973,7 +18753,7 @@
       </w:pPr>
     </w:lvl>
   </w:abstractNum>
-  <w:abstractNum w:abstractNumId="51" w15:restartNumberingAfterBreak="0">
+  <w:abstractNum w:abstractNumId="52" w15:restartNumberingAfterBreak="0">
     <w:nsid w:val="7CE40982"/>
     <w:multiLevelType w:val="hybridMultilevel"/>
     <w:tmpl w:val="66C29C66"/>
@@ -18087,10 +18867,10 @@
     </w:lvl>
   </w:abstractNum>
   <w:num w:numId="1" w16cid:durableId="829752915">
-    <w:abstractNumId w:val="44"/>
+    <w:abstractNumId w:val="45"/>
   </w:num>
   <w:num w:numId="2" w16cid:durableId="537544911">
-    <w:abstractNumId w:val="48"/>
+    <w:abstractNumId w:val="49"/>
   </w:num>
   <w:num w:numId="3" w16cid:durableId="538511938">
     <w:abstractNumId w:val="6"/>
@@ -18099,31 +18879,31 @@
     <w:abstractNumId w:val="7"/>
   </w:num>
   <w:num w:numId="5" w16cid:durableId="972102359">
-    <w:abstractNumId w:val="49"/>
+    <w:abstractNumId w:val="50"/>
   </w:num>
   <w:num w:numId="6" w16cid:durableId="1771200383">
-    <w:abstractNumId w:val="30"/>
+    <w:abstractNumId w:val="31"/>
   </w:num>
   <w:num w:numId="7" w16cid:durableId="726339684">
     <w:abstractNumId w:val="2"/>
   </w:num>
   <w:num w:numId="8" w16cid:durableId="1462842978">
-    <w:abstractNumId w:val="34"/>
+    <w:abstractNumId w:val="35"/>
   </w:num>
   <w:num w:numId="9" w16cid:durableId="214397486">
     <w:abstractNumId w:val="13"/>
   </w:num>
   <w:num w:numId="10" w16cid:durableId="1622422453">
-    <w:abstractNumId w:val="40"/>
+    <w:abstractNumId w:val="41"/>
   </w:num>
   <w:num w:numId="11" w16cid:durableId="511605981">
-    <w:abstractNumId w:val="45"/>
+    <w:abstractNumId w:val="46"/>
   </w:num>
   <w:num w:numId="12" w16cid:durableId="83844650">
-    <w:abstractNumId w:val="29"/>
+    <w:abstractNumId w:val="30"/>
   </w:num>
   <w:num w:numId="13" w16cid:durableId="1282881567">
-    <w:abstractNumId w:val="35"/>
+    <w:abstractNumId w:val="36"/>
   </w:num>
   <w:num w:numId="14" w16cid:durableId="360058730">
     <w:abstractNumId w:val="8"/>
@@ -18135,31 +18915,31 @@
     <w:abstractNumId w:val="5"/>
   </w:num>
   <w:num w:numId="17" w16cid:durableId="1850287333">
-    <w:abstractNumId w:val="17"/>
+    <w:abstractNumId w:val="18"/>
   </w:num>
   <w:num w:numId="18" w16cid:durableId="1882864088">
-    <w:abstractNumId w:val="39"/>
+    <w:abstractNumId w:val="40"/>
   </w:num>
   <w:num w:numId="19" w16cid:durableId="673218251">
     <w:abstractNumId w:val="4"/>
   </w:num>
   <w:num w:numId="20" w16cid:durableId="1731266578">
-    <w:abstractNumId w:val="32"/>
+    <w:abstractNumId w:val="33"/>
   </w:num>
   <w:num w:numId="21" w16cid:durableId="1230651757">
-    <w:abstractNumId w:val="16"/>
+    <w:abstractNumId w:val="17"/>
   </w:num>
   <w:num w:numId="22" w16cid:durableId="171379633">
-    <w:abstractNumId w:val="24"/>
+    <w:abstractNumId w:val="25"/>
   </w:num>
   <w:num w:numId="23" w16cid:durableId="135922605">
-    <w:abstractNumId w:val="19"/>
+    <w:abstractNumId w:val="20"/>
   </w:num>
   <w:num w:numId="24" w16cid:durableId="1873105964">
-    <w:abstractNumId w:val="47"/>
+    <w:abstractNumId w:val="48"/>
   </w:num>
   <w:num w:numId="25" w16cid:durableId="1162087215">
-    <w:abstractNumId w:val="23"/>
+    <w:abstractNumId w:val="24"/>
   </w:num>
   <w:num w:numId="26" w16cid:durableId="1273828130">
     <w:abstractNumId w:val="12"/>
@@ -18168,37 +18948,37 @@
     <w:abstractNumId w:val="10"/>
   </w:num>
   <w:num w:numId="28" w16cid:durableId="1649243608">
-    <w:abstractNumId w:val="18"/>
+    <w:abstractNumId w:val="19"/>
   </w:num>
   <w:num w:numId="29" w16cid:durableId="1316375473">
-    <w:abstractNumId w:val="51"/>
+    <w:abstractNumId w:val="52"/>
   </w:num>
   <w:num w:numId="30" w16cid:durableId="282226110">
-    <w:abstractNumId w:val="41"/>
+    <w:abstractNumId w:val="42"/>
   </w:num>
   <w:num w:numId="31" w16cid:durableId="829295594">
+    <w:abstractNumId w:val="29"/>
+  </w:num>
+  <w:num w:numId="32" w16cid:durableId="1042245466">
+    <w:abstractNumId w:val="16"/>
+  </w:num>
+  <w:num w:numId="33" w16cid:durableId="1476070048">
+    <w:abstractNumId w:val="34"/>
+  </w:num>
+  <w:num w:numId="34" w16cid:durableId="1087772464">
     <w:abstractNumId w:val="28"/>
   </w:num>
-  <w:num w:numId="32" w16cid:durableId="1042245466">
-    <w:abstractNumId w:val="15"/>
-  </w:num>
-  <w:num w:numId="33" w16cid:durableId="1476070048">
-    <w:abstractNumId w:val="33"/>
-  </w:num>
-  <w:num w:numId="34" w16cid:durableId="1087772464">
-    <w:abstractNumId w:val="27"/>
-  </w:num>
   <w:num w:numId="35" w16cid:durableId="249510327">
-    <w:abstractNumId w:val="38"/>
+    <w:abstractNumId w:val="39"/>
   </w:num>
   <w:num w:numId="36" w16cid:durableId="1534534847">
-    <w:abstractNumId w:val="46"/>
+    <w:abstractNumId w:val="47"/>
   </w:num>
   <w:num w:numId="37" w16cid:durableId="724837490">
-    <w:abstractNumId w:val="42"/>
+    <w:abstractNumId w:val="43"/>
   </w:num>
   <w:num w:numId="38" w16cid:durableId="1957523265">
-    <w:abstractNumId w:val="37"/>
+    <w:abstractNumId w:val="38"/>
   </w:num>
   <w:num w:numId="39" w16cid:durableId="1280575020">
     <w:abstractNumId w:val="0"/>
@@ -18210,37 +18990,40 @@
     <w:abstractNumId w:val="9"/>
   </w:num>
   <w:num w:numId="42" w16cid:durableId="1526140976">
-    <w:abstractNumId w:val="22"/>
+    <w:abstractNumId w:val="23"/>
   </w:num>
   <w:num w:numId="43" w16cid:durableId="550195503">
-    <w:abstractNumId w:val="20"/>
+    <w:abstractNumId w:val="21"/>
   </w:num>
   <w:num w:numId="44" w16cid:durableId="259412591">
-    <w:abstractNumId w:val="31"/>
+    <w:abstractNumId w:val="32"/>
   </w:num>
   <w:num w:numId="45" w16cid:durableId="1649817637">
     <w:abstractNumId w:val="11"/>
   </w:num>
   <w:num w:numId="46" w16cid:durableId="517235871">
-    <w:abstractNumId w:val="43"/>
+    <w:abstractNumId w:val="44"/>
   </w:num>
   <w:num w:numId="47" w16cid:durableId="1277827408">
-    <w:abstractNumId w:val="36"/>
+    <w:abstractNumId w:val="37"/>
   </w:num>
   <w:num w:numId="48" w16cid:durableId="742415996">
     <w:abstractNumId w:val="3"/>
   </w:num>
   <w:num w:numId="49" w16cid:durableId="722409054">
-    <w:abstractNumId w:val="21"/>
+    <w:abstractNumId w:val="22"/>
   </w:num>
   <w:num w:numId="50" w16cid:durableId="676464115">
-    <w:abstractNumId w:val="50"/>
+    <w:abstractNumId w:val="51"/>
   </w:num>
   <w:num w:numId="51" w16cid:durableId="1343049561">
+    <w:abstractNumId w:val="27"/>
+  </w:num>
+  <w:num w:numId="52" w16cid:durableId="643237560">
     <w:abstractNumId w:val="26"/>
   </w:num>
-  <w:num w:numId="52" w16cid:durableId="643237560">
-    <w:abstractNumId w:val="25"/>
+  <w:num w:numId="53" w16cid:durableId="1758743921">
+    <w:abstractNumId w:val="15"/>
   </w:num>
 </w:numbering>
 </file>
